--- a/docs/security/보안개론_실습환경구축.docx
+++ b/docs/security/보안개론_실습환경구축.docx
@@ -43,7 +43,24 @@
           <w:sz w:val="22"/>
           <w:szCs w:val="22"/>
         </w:rPr>
-        <w:t>보안의 종류·층 / 법과 윤리 / 2026년 10월 금융권 AI 해킹 사례 / Burp Suite 설치</w:t>
+        <w:t>보안의 종류·</w:t>
+      </w:r>
+      <w:r>
+        <w:rPr>
+          <w:rFonts w:hint="eastAsia"/>
+          <w:color w:val="666666"/>
+          <w:sz w:val="22"/>
+          <w:szCs w:val="22"/>
+        </w:rPr>
+        <w:t>계</w:t>
+      </w:r>
+      <w:r>
+        <w:rPr>
+          <w:color w:val="666666"/>
+          <w:sz w:val="22"/>
+          <w:szCs w:val="22"/>
+        </w:rPr>
+        <w:t>층 / 법과 윤리 / 2026년 10월 금융권 AI 해킹 사례 / Burp Suite 설치</w:t>
       </w:r>
     </w:p>
     <w:p>
@@ -147,7 +164,16 @@
         <w:t>크리덴셜 스터핑(Credential Stuffing)</w:t>
       </w:r>
       <w:r>
-        <w:t>으로 추정되며, AI 에이전트가 탐색과 공격을 자동화했을 가능성이 제기되었습니다.</w:t>
+        <w:t>으로 추정되며, AI 에이전트가 탐색과 공격을 자동화</w:t>
+      </w:r>
+      <w:r>
+        <w:rPr>
+          <w:rFonts w:hint="eastAsia"/>
+        </w:rPr>
+        <w:t xml:space="preserve"> </w:t>
+      </w:r>
+      <w:r>
+        <w:t>했을 가능성이 제기되었습니다.</w:t>
       </w:r>
     </w:p>
     <w:p>
@@ -163,7 +189,25 @@
         <w:spacing w:after="120" w:line="320" w:lineRule="auto"/>
       </w:pPr>
       <w:r>
-        <w:t>이 사건의 가장 중요한 교훈은 "공격 대상"입니다. 인터넷뱅킹 같은 핵심 시스템이 아니라 다음과 같은 곳이 뚫렸습니다.</w:t>
+        <w:t xml:space="preserve">이 사건의 가장 중요한 교훈은 "공격 대상"입니다. 인터넷뱅킹 같은 핵심 시스템이 아니라 다음과 같은 </w:t>
+      </w:r>
+      <w:r>
+        <w:rPr>
+          <w:rFonts w:hint="eastAsia"/>
+        </w:rPr>
+        <w:t>업무가</w:t>
+      </w:r>
+      <w:r>
+        <w:t xml:space="preserve"> </w:t>
+      </w:r>
+      <w:r>
+        <w:rPr>
+          <w:rFonts w:hint="eastAsia"/>
+        </w:rPr>
+        <w:t>공격 당했</w:t>
+      </w:r>
+      <w:r>
+        <w:t>습니다.</w:t>
       </w:r>
     </w:p>
     <w:tbl>
@@ -550,7 +594,21 @@
                 <w:sz w:val="19"/>
                 <w:szCs w:val="19"/>
               </w:rPr>
-              <w:t>보안은 "가장 약한 고리"만큼만 강하다</w:t>
+              <w:t>보안은 "가장 약한 고리"</w:t>
+            </w:r>
+            <w:r>
+              <w:rPr>
+                <w:sz w:val="19"/>
+                <w:szCs w:val="19"/>
+              </w:rPr>
+              <w:t xml:space="preserve"> </w:t>
+            </w:r>
+            <w:r>
+              <w:rPr>
+                <w:sz w:val="19"/>
+                <w:szCs w:val="19"/>
+              </w:rPr>
+              <w:t>만큼만 강하다</w:t>
             </w:r>
           </w:p>
         </w:tc>
@@ -613,7 +671,15 @@
               <w:spacing w:after="60" w:line="300" w:lineRule="auto"/>
             </w:pPr>
             <w:r>
-              <w:t>여러분이 입사해서 처음 만들게 될 가능성이 높은 것은 "작은 사내 웹앱, 관리자 페이지, 협력사용 조회 화면"입니다.</w:t>
+              <w:t xml:space="preserve">여러분이 입사해서 처음 만들게 될 가능성이 높은 것은 "작은 사내 </w:t>
+            </w:r>
+            <w:proofErr w:type="spellStart"/>
+            <w:r>
+              <w:t>웹앱</w:t>
+            </w:r>
+            <w:proofErr w:type="spellEnd"/>
+            <w:r>
+              <w:t>, 관리자 페이지, 협력사용 조회 화면"입니다.</w:t>
             </w:r>
           </w:p>
           <w:p>
@@ -841,7 +907,22 @@
                 <w:sz w:val="19"/>
                 <w:szCs w:val="19"/>
               </w:rPr>
-              <w:t>사람이 수작업, 며칠~몇 주</w:t>
+              <w:t xml:space="preserve">사람이 수작업, </w:t>
+            </w:r>
+            <w:r>
+              <w:rPr>
+                <w:rFonts w:hint="eastAsia"/>
+                <w:sz w:val="19"/>
+                <w:szCs w:val="19"/>
+              </w:rPr>
+              <w:t>몇 일</w:t>
+            </w:r>
+            <w:r>
+              <w:rPr>
+                <w:sz w:val="19"/>
+                <w:szCs w:val="19"/>
+              </w:rPr>
+              <w:t>~몇 주</w:t>
             </w:r>
           </w:p>
         </w:tc>
@@ -1153,7 +1234,16 @@
         <w:spacing w:after="120" w:line="320" w:lineRule="auto"/>
       </w:pPr>
       <w:r>
-        <w:t xml:space="preserve">해외에서도 2025년 11월 Anthropic이 국가 배후로 추정되는 그룹이 AI 코딩 에이전트를 조작해 약 30개 기관을 공격한 사례를 공개했습니다. 이 사례에서 AI는 정찰, 취약점 공격, 자격증명 수집, 데이터 유출 등 작업의 약 80~90%를 자율 수행했고, 제로데이가 아니라 </w:t>
+        <w:t>해외에서도 2025년 11월 Anthropic이 국가 배후로 추정되는 그룹이 AI 코딩 에이전트를 조작해 약 30개 기관을 공격한 사례를 공개했습니다. 이 사례에서 AI는 정찰, 취약점 공격, 자격증명 수집, 데이터 유출 등 작업의 약 80~90%를 자율</w:t>
+      </w:r>
+      <w:r>
+        <w:rPr>
+          <w:rFonts w:hint="eastAsia"/>
+        </w:rPr>
+        <w:t>적으로</w:t>
+      </w:r>
+      <w:r>
+        <w:t xml:space="preserve"> 수행했고, 제로데이가 아니라 </w:t>
       </w:r>
       <w:r>
         <w:rPr>
@@ -1218,7 +1308,7 @@
               <w:spacing w:after="60" w:line="300" w:lineRule="auto"/>
             </w:pPr>
             <w:r>
-              <w:t xml:space="preserve">AI 공격 대부분은 "기본기의 빈틈"을 자동으로 찾는 것입니다. 따라서 이번 5일 과정에서 배울 인증·인가, 입력 검증, 설정 관리, 로깅 같은 </w:t>
+              <w:t xml:space="preserve">AI 공격 대부분은 "기본기의 빈틈"을 자동으로 찾는 것입니다. 따라서 인증·인가, 입력 검증, 설정 관리, 로깅 같은 </w:t>
             </w:r>
             <w:r>
               <w:rPr>
@@ -1253,7 +1343,7 @@
         <w:spacing w:after="120" w:line="320" w:lineRule="auto"/>
       </w:pPr>
       <w:r>
-        <w:t>이 장에서 다루는 네 가지는 따로따로 외울 항목이 아니라 하나로 이어지는 흐름입니다. ① 먼저 "무엇을 지켜야 하는가"를 정의하고(CIA), ② 그것을 깨뜨릴 수 있는 요소를 구분하고(위협·취약점·위험), ③ 공격자가 실제로 들어올 수 있는 입구를 파악하고(공격 표면), ④ 마지막으로 이를 코드 설계에 반영합니다(핵심 원칙). 순서대로 읽으면 "왜 이런 원칙이 필요한지"가 자연스럽게 이어집니다.</w:t>
+        <w:t>이 장에서 다루는 네 가지는 하나로 이어지는 흐름입니다. ① 먼저 "무엇을 지켜야 하는가"를 정의하고(CIA), ② 그것을 깨뜨릴 수 있는 요소를 구분하고(위협·취약점·위험), ③ 공격자가 실제로 들어올 수 있는 입구를 파악하고(공격 표면), ④ 마지막으로 이를 코드 설계에 반영합니다(핵심 원칙). 순서대로 읽으면 "왜 이런 원칙이 필요한지"가 자연스럽게 이어집니다.</w:t>
       </w:r>
     </w:p>
     <w:p>
@@ -1376,13 +1466,24 @@
             </w:pPr>
             <w:r>
               <w:rPr>
+                <w:rFonts w:hint="eastAsia"/>
                 <w:b/>
                 <w:bCs/>
                 <w:color w:val="FFFFFF"/>
                 <w:sz w:val="19"/>
                 <w:szCs w:val="19"/>
               </w:rPr>
-              <w:t>깨졌을 때 예시</w:t>
+              <w:t>공격당했을</w:t>
+            </w:r>
+            <w:r>
+              <w:rPr>
+                <w:b/>
+                <w:bCs/>
+                <w:color w:val="FFFFFF"/>
+                <w:sz w:val="19"/>
+                <w:szCs w:val="19"/>
+              </w:rPr>
+              <w:t xml:space="preserve"> 때 예시</w:t>
             </w:r>
           </w:p>
         </w:tc>
@@ -1851,7 +1952,13 @@
         <w:t>부인방지(Non-repudiation: 했다는 사실을 부정할 수 없음)</w:t>
       </w:r>
       <w:r>
-        <w:t>를 더해 설명하면 Spring Security 수업과 자연스럽게 연결됩니다.</w:t>
+        <w:t xml:space="preserve">를 </w:t>
+      </w:r>
+      <w:r>
+        <w:rPr>
+          <w:rFonts w:hint="eastAsia"/>
+        </w:rPr>
+        <w:t>이해해야 합니다.</w:t>
       </w:r>
     </w:p>
     <w:p>
@@ -1859,7 +1966,16 @@
         <w:spacing w:after="120" w:line="320" w:lineRule="auto"/>
       </w:pPr>
       <w:r>
-        <w:t xml:space="preserve">1장의 사고에 대입해 보면, 유출된 고객 정보는 </w:t>
+        <w:t xml:space="preserve">1장의 </w:t>
+      </w:r>
+      <w:r>
+        <w:rPr>
+          <w:rFonts w:hint="eastAsia"/>
+        </w:rPr>
+        <w:t xml:space="preserve">금융기관의 </w:t>
+      </w:r>
+      <w:r>
+        <w:t xml:space="preserve">사고에 대입해 보면, 유출된 고객 정보는 </w:t>
       </w:r>
       <w:r>
         <w:rPr>
@@ -1879,7 +1995,16 @@
         <w:t>무결성</w:t>
       </w:r>
       <w:r>
-        <w:t xml:space="preserve">이, 서비스가 마비됐다면 </w:t>
+        <w:t>이, 서비스가 마비</w:t>
+      </w:r>
+      <w:r>
+        <w:rPr>
+          <w:rFonts w:hint="eastAsia"/>
+        </w:rPr>
+        <w:t xml:space="preserve"> </w:t>
+      </w:r>
+      <w:r>
+        <w:t xml:space="preserve">됐다면 </w:t>
       </w:r>
       <w:r>
         <w:rPr>
@@ -2318,7 +2443,6 @@
                 <w:sz w:val="19"/>
                 <w:szCs w:val="19"/>
               </w:rPr>
-              <w:lastRenderedPageBreak/>
               <w:t>취약점 (Vulnerability)</w:t>
             </w:r>
           </w:p>
@@ -2437,6 +2561,7 @@
                 <w:sz w:val="19"/>
                 <w:szCs w:val="19"/>
               </w:rPr>
+              <w:lastRenderedPageBreak/>
               <w:t>위험 (Risk)</w:t>
             </w:r>
           </w:p>
@@ -2466,7 +2591,22 @@
                 <w:sz w:val="19"/>
                 <w:szCs w:val="19"/>
               </w:rPr>
-              <w:t>위협이 취약점을 이용해 피해가 날 가능성 × 영향</w:t>
+              <w:t xml:space="preserve">위협이 </w:t>
+            </w:r>
+            <w:r>
+              <w:rPr>
+                <w:rFonts w:hint="eastAsia"/>
+                <w:sz w:val="19"/>
+                <w:szCs w:val="19"/>
+              </w:rPr>
+              <w:t xml:space="preserve">보안 </w:t>
+            </w:r>
+            <w:r>
+              <w:rPr>
+                <w:sz w:val="19"/>
+                <w:szCs w:val="19"/>
+              </w:rPr>
+              <w:t>취약점을 이용해 피해가 날 가능성 × 영향</w:t>
             </w:r>
           </w:p>
         </w:tc>
@@ -2680,7 +2820,16 @@
         <w:spacing w:after="60" w:line="300" w:lineRule="auto"/>
       </w:pPr>
       <w:r>
-        <w:t>이번 금융권 사고는 "관리되지 않던 공격 표면"이 뚫린 대표 사례입니다. 대출모집인용 조회 서비스처럼 "핵심 시스템이 아니다"라는 이유로 보안 점검 대상에서 빠져 있던 곳이 뚫렸습니다.</w:t>
+        <w:t xml:space="preserve">이번 금융권 사고는 "관리되지 않던 공격 표면"이 뚫린 대표 사례입니다. 대출모집인용 조회 서비스처럼 "핵심 시스템이 아니다"라는 이유로 보안 점검 대상에서 빠져 있던 곳이 </w:t>
+      </w:r>
+      <w:r>
+        <w:rPr>
+          <w:rFonts w:hint="eastAsia"/>
+        </w:rPr>
+        <w:t>공격 당했습니다</w:t>
+      </w:r>
+      <w:r>
+        <w:t>.</w:t>
       </w:r>
     </w:p>
     <w:p>
@@ -3010,7 +3159,37 @@
                 <w:sz w:val="19"/>
                 <w:szCs w:val="19"/>
               </w:rPr>
-              <w:t>DB 계정에 DROP 권한 주지 않기, LLM(Large Language Model) 에이전트 도구 최소화</w:t>
+              <w:t>DB 계정에 DROP 권한 주지 않기, LLM(Large Language Model) 에이전트 도구</w:t>
+            </w:r>
+            <w:r>
+              <w:rPr>
+                <w:rFonts w:hint="eastAsia"/>
+                <w:sz w:val="19"/>
+                <w:szCs w:val="19"/>
+              </w:rPr>
+              <w:t>(T</w:t>
+            </w:r>
+            <w:r>
+              <w:rPr>
+                <w:sz w:val="19"/>
+                <w:szCs w:val="19"/>
+              </w:rPr>
+              <w:t xml:space="preserve">ool) </w:t>
+            </w:r>
+            <w:r>
+              <w:rPr>
+                <w:rFonts w:hint="eastAsia"/>
+                <w:sz w:val="19"/>
+                <w:szCs w:val="19"/>
+              </w:rPr>
+              <w:t>호출</w:t>
+            </w:r>
+            <w:r>
+              <w:rPr>
+                <w:sz w:val="19"/>
+                <w:szCs w:val="19"/>
+              </w:rPr>
+              <w:t xml:space="preserve"> 최소화</w:t>
             </w:r>
           </w:p>
         </w:tc>
@@ -3473,7 +3652,16 @@
       </w:pPr>
       <w:r>
         <w:lastRenderedPageBreak/>
-        <w:t>3. 보안의 종류와 층 (Layer)</w:t>
+        <w:t xml:space="preserve">3. 보안의 종류와 </w:t>
+      </w:r>
+      <w:r>
+        <w:rPr>
+          <w:rFonts w:hint="eastAsia"/>
+        </w:rPr>
+        <w:t>계</w:t>
+      </w:r>
+      <w:r>
+        <w:t>층 (Layer)</w:t>
       </w:r>
     </w:p>
     <w:p>
@@ -3508,10 +3696,10 @@
         <w:tblLook w:val="04A0" w:firstRow="1" w:lastRow="0" w:firstColumn="1" w:lastColumn="0" w:noHBand="0" w:noVBand="1"/>
       </w:tblPr>
       <w:tblGrid>
-        <w:gridCol w:w="2100"/>
-        <w:gridCol w:w="2100"/>
-        <w:gridCol w:w="2700"/>
-        <w:gridCol w:w="2738"/>
+        <w:gridCol w:w="2080"/>
+        <w:gridCol w:w="2042"/>
+        <w:gridCol w:w="2621"/>
+        <w:gridCol w:w="2895"/>
       </w:tblGrid>
       <w:tr>
         <w:trPr>
@@ -3881,7 +4069,37 @@
                 <w:sz w:val="19"/>
                 <w:szCs w:val="19"/>
               </w:rPr>
-              <w:t>방화벽, IDS(Intrusion Detection System)/IPS(Intrusion Prevention System), VPN(Virtual Private Network), TLS(Transport Layer Security), 망분리</w:t>
+              <w:t>방화벽</w:t>
+            </w:r>
+            <w:r>
+              <w:rPr>
+                <w:sz w:val="19"/>
+                <w:szCs w:val="19"/>
+              </w:rPr>
+              <w:t xml:space="preserve">, IDS(Intrusion </w:t>
+            </w:r>
+            <w:proofErr w:type="spellStart"/>
+            <w:r>
+              <w:rPr>
+                <w:sz w:val="19"/>
+                <w:szCs w:val="19"/>
+              </w:rPr>
+              <w:t>Detection</w:t>
+            </w:r>
+            <w:r>
+              <w:rPr>
+                <w:sz w:val="19"/>
+                <w:szCs w:val="19"/>
+              </w:rPr>
+              <w:t>System</w:t>
+            </w:r>
+            <w:proofErr w:type="spellEnd"/>
+            <w:r>
+              <w:rPr>
+                <w:sz w:val="19"/>
+                <w:szCs w:val="19"/>
+              </w:rPr>
+              <w:t>)/IPS(Intrusion Prevention System), VPN(Virtual Private Network), TLS(Transport Layer Security), 망분리</w:t>
             </w:r>
           </w:p>
         </w:tc>
@@ -4259,7 +4477,38 @@
                 <w:sz w:val="19"/>
                 <w:szCs w:val="19"/>
               </w:rPr>
-              <w:t>출력 이스케이프, CSP, 쿠키 속성</w:t>
+              <w:t>출력 이스케이프, CSP</w:t>
+            </w:r>
+            <w:r>
+              <w:rPr>
+                <w:sz w:val="19"/>
+                <w:szCs w:val="19"/>
+              </w:rPr>
+              <w:t>(</w:t>
+            </w:r>
+            <w:r>
+              <w:rPr>
+                <w:rFonts w:hint="eastAsia"/>
+                <w:sz w:val="19"/>
+                <w:szCs w:val="19"/>
+              </w:rPr>
+              <w:t>C</w:t>
+            </w:r>
+            <w:r>
+              <w:rPr>
+                <w:sz w:val="19"/>
+                <w:szCs w:val="19"/>
+              </w:rPr>
+              <w:t>ontent Security Policy)</w:t>
+            </w:r>
+            <w:bookmarkStart w:id="0" w:name="_GoBack"/>
+            <w:bookmarkEnd w:id="0"/>
+            <w:r>
+              <w:rPr>
+                <w:sz w:val="19"/>
+                <w:szCs w:val="19"/>
+              </w:rPr>
+              <w:t>, 쿠키 속성</w:t>
             </w:r>
           </w:p>
         </w:tc>
@@ -15155,8 +15404,6 @@
       <w:pPr>
         <w:pStyle w:val="2"/>
       </w:pPr>
-      <w:bookmarkStart w:id="0" w:name="_GoBack"/>
-      <w:bookmarkEnd w:id="0"/>
       <w:r>
         <w:lastRenderedPageBreak/>
         <w:t>7.3 브라우저 연결: 내장 브라우저 사용 (권장)</w:t>
@@ -16623,7 +16870,7 @@
         <w:sz w:val="18"/>
         <w:szCs w:val="18"/>
       </w:rPr>
-      <w:t>26</w:t>
+      <w:t>8</w:t>
     </w:r>
     <w:r>
       <w:rPr>
@@ -16686,7 +16933,6 @@
         <w:docPartUnique/>
       </w:docPartObj>
     </w:sdtPr>
-    <w:sdtEndPr/>
     <w:sdtContent>
       <w:p>
         <w:pPr>
@@ -16707,7 +16953,7 @@
             <w:noProof/>
             <w:lang w:val="ko-KR"/>
           </w:rPr>
-          <w:t>26</w:t>
+          <w:t>8</w:t>
         </w:r>
         <w:r>
           <w:fldChar w:fldCharType="end"/>

--- a/docs/security/보안개론_실습환경구축.docx
+++ b/docs/security/보안개론_실습환경구축.docx
@@ -594,21 +594,7 @@
                 <w:sz w:val="19"/>
                 <w:szCs w:val="19"/>
               </w:rPr>
-              <w:t>보안은 "가장 약한 고리"</w:t>
-            </w:r>
-            <w:r>
-              <w:rPr>
-                <w:sz w:val="19"/>
-                <w:szCs w:val="19"/>
-              </w:rPr>
-              <w:t xml:space="preserve"> </w:t>
-            </w:r>
-            <w:r>
-              <w:rPr>
-                <w:sz w:val="19"/>
-                <w:szCs w:val="19"/>
-              </w:rPr>
-              <w:t>만큼만 강하다</w:t>
+              <w:t>보안은 "가장 약한 고리" 만큼만 강하다</w:t>
             </w:r>
           </w:p>
         </w:tc>
@@ -671,15 +657,7 @@
               <w:spacing w:after="60" w:line="300" w:lineRule="auto"/>
             </w:pPr>
             <w:r>
-              <w:t xml:space="preserve">여러분이 입사해서 처음 만들게 될 가능성이 높은 것은 "작은 사내 </w:t>
-            </w:r>
-            <w:proofErr w:type="spellStart"/>
-            <w:r>
-              <w:t>웹앱</w:t>
-            </w:r>
-            <w:proofErr w:type="spellEnd"/>
-            <w:r>
-              <w:t>, 관리자 페이지, 협력사용 조회 화면"입니다.</w:t>
+              <w:t>여러분이 입사해서 처음 만들게 될 가능성이 높은 것은 "작은 사내 웹앱, 관리자 페이지, 협력사용 조회 화면"입니다.</w:t>
             </w:r>
           </w:p>
           <w:p>
@@ -2807,7 +2785,16 @@
         <w:spacing w:after="60" w:line="300" w:lineRule="auto"/>
       </w:pPr>
       <w:r>
-        <w:t>기능이 늘수록 공격 표면도 늘어납니다. 쓰지 않는 API, 테스트용 엔드포인트, 디버그 페이지는 배포 전에 제거하세요.</w:t>
+        <w:t>기능이 늘</w:t>
+      </w:r>
+      <w:r>
+        <w:rPr>
+          <w:rFonts w:hint="eastAsia"/>
+        </w:rPr>
+        <w:t>어 날</w:t>
+      </w:r>
+      <w:r>
+        <w:t>수록 공격 표면도 늘어납니다. 쓰지 않는 API, 테스트용 엔드포인트, 디버그 페이지는 배포 전에 제거하세요.</w:t>
       </w:r>
     </w:p>
     <w:p>
@@ -3610,7 +3597,16 @@
         <w:spacing w:after="120" w:line="320" w:lineRule="auto"/>
       </w:pPr>
       <w:r>
-        <w:t xml:space="preserve">이번 사고에서는 특히 </w:t>
+        <w:t xml:space="preserve">이번 </w:t>
+      </w:r>
+      <w:r>
+        <w:rPr>
+          <w:rFonts w:hint="eastAsia"/>
+        </w:rPr>
+        <w:t xml:space="preserve">금융 </w:t>
+      </w:r>
+      <w:r>
+        <w:t xml:space="preserve">사고에서는 특히 </w:t>
       </w:r>
       <w:r>
         <w:rPr>
@@ -3637,9 +3633,6 @@
       <w:pPr>
         <w:spacing w:after="120" w:line="320" w:lineRule="auto"/>
       </w:pPr>
-      <w:r>
-        <w:t xml:space="preserve">지금까지 배운 CIA·위협·공격 표면·핵심 원칙은 "이 장(2장)에서 끝"이 아니라 다음 장부터 배우는 모든 보안 분류에 공통으로 적용되는 바탕입니다. </w:t>
-      </w:r>
     </w:p>
     <w:p>
       <w:r>
@@ -3676,10 +3669,36 @@
           <w:b/>
           <w:bCs/>
         </w:rPr>
-        <w:t>겹겹이 쌓인 층</w:t>
-      </w:r>
-      <w:r>
-        <w:t>이라는 것입니다. 실제 공격은 여러 층을 넘나듭니다.</w:t>
+        <w:t xml:space="preserve">겹겹이 쌓인 </w:t>
+      </w:r>
+      <w:r>
+        <w:rPr>
+          <w:rFonts w:hint="eastAsia"/>
+          <w:b/>
+          <w:bCs/>
+        </w:rPr>
+        <w:t>레이어(층)</w:t>
+      </w:r>
+      <w:r>
+        <w:t xml:space="preserve">이라는 것입니다. 실제 공격은 여러 </w:t>
+      </w:r>
+      <w:r>
+        <w:rPr>
+          <w:rFonts w:hint="eastAsia"/>
+        </w:rPr>
+        <w:t>레이어(</w:t>
+      </w:r>
+      <w:r>
+        <w:t>층</w:t>
+      </w:r>
+      <w:r>
+        <w:rPr>
+          <w:rFonts w:hint="eastAsia"/>
+        </w:rPr>
+        <w:t>)를</w:t>
+      </w:r>
+      <w:r>
+        <w:t xml:space="preserve"> 넘나듭니다.</w:t>
       </w:r>
     </w:p>
     <w:tbl>
@@ -4069,37 +4088,7 @@
                 <w:sz w:val="19"/>
                 <w:szCs w:val="19"/>
               </w:rPr>
-              <w:t>방화벽</w:t>
-            </w:r>
-            <w:r>
-              <w:rPr>
-                <w:sz w:val="19"/>
-                <w:szCs w:val="19"/>
-              </w:rPr>
-              <w:t xml:space="preserve">, IDS(Intrusion </w:t>
-            </w:r>
-            <w:proofErr w:type="spellStart"/>
-            <w:r>
-              <w:rPr>
-                <w:sz w:val="19"/>
-                <w:szCs w:val="19"/>
-              </w:rPr>
-              <w:t>Detection</w:t>
-            </w:r>
-            <w:r>
-              <w:rPr>
-                <w:sz w:val="19"/>
-                <w:szCs w:val="19"/>
-              </w:rPr>
-              <w:t>System</w:t>
-            </w:r>
-            <w:proofErr w:type="spellEnd"/>
-            <w:r>
-              <w:rPr>
-                <w:sz w:val="19"/>
-                <w:szCs w:val="19"/>
-              </w:rPr>
-              <w:t>)/IPS(Intrusion Prevention System), VPN(Virtual Private Network), TLS(Transport Layer Security), 망분리</w:t>
+              <w:t>방화벽, IDS(Intrusion DetectionSystem)/IPS(Intrusion Prevention System), VPN(Virtual Private Network), TLS(Transport Layer Security), 망분리</w:t>
             </w:r>
           </w:p>
         </w:tc>
@@ -4477,14 +4466,7 @@
                 <w:sz w:val="19"/>
                 <w:szCs w:val="19"/>
               </w:rPr>
-              <w:t>출력 이스케이프, CSP</w:t>
-            </w:r>
-            <w:r>
-              <w:rPr>
-                <w:sz w:val="19"/>
-                <w:szCs w:val="19"/>
-              </w:rPr>
-              <w:t>(</w:t>
+              <w:t>출력 이스케이프, CSP(</w:t>
             </w:r>
             <w:r>
               <w:rPr>
@@ -4499,16 +4481,7 @@
                 <w:sz w:val="19"/>
                 <w:szCs w:val="19"/>
               </w:rPr>
-              <w:t>ontent Security Policy)</w:t>
-            </w:r>
-            <w:bookmarkStart w:id="0" w:name="_GoBack"/>
-            <w:bookmarkEnd w:id="0"/>
-            <w:r>
-              <w:rPr>
-                <w:sz w:val="19"/>
-                <w:szCs w:val="19"/>
-              </w:rPr>
-              <w:t>, 쿠키 속성</w:t>
+              <w:t>ontent Security Policy), 쿠키 속성</w:t>
             </w:r>
           </w:p>
         </w:tc>
@@ -5230,10 +5203,36 @@
     </w:p>
     <w:p>
       <w:pPr>
+        <w:spacing w:line="320" w:lineRule="auto"/>
+      </w:pPr>
+      <w:r>
+        <w:t xml:space="preserve">"층(Layer)"이라는 </w:t>
+      </w:r>
+      <w:r>
+        <w:rPr>
+          <w:rFonts w:hint="eastAsia"/>
+        </w:rPr>
+        <w:t>용어를</w:t>
+      </w:r>
+      <w:r>
+        <w:t xml:space="preserve"> 집을 지키는 상황으로 생각해 </w:t>
+      </w:r>
+      <w:r>
+        <w:rPr>
+          <w:rFonts w:hint="eastAsia"/>
+        </w:rPr>
+        <w:t>보았을 때</w:t>
+      </w:r>
+      <w:r>
+        <w:t xml:space="preserve"> </w:t>
+      </w:r>
+    </w:p>
+    <w:p>
+      <w:pPr>
         <w:spacing w:after="120" w:line="320" w:lineRule="auto"/>
       </w:pPr>
       <w:r>
-        <w:t>"층(Layer)"이라는 말이 추상적으로 느껴진다면, 집을 지키는 상황으로 생각해 보세요. 담장(네트워크 보안) → 현관문 잠금(계정·인증 보안) → 방문 잠금(애플리케이션 보안) → 금고(데이터 보안)처럼, 하나가 뚫려도 다음 겹이 막아 줘야 진짜 안전합니다.</w:t>
+        <w:t>담장(네트워크 보안) → 현관문 잠금(계정·인증 보안) → 방문 잠금(애플리케이션 보안) → 금고(데이터 보안)처럼, 하나가 뚫려도 다음 겹이 막아 줘야 진짜 안전합니다.</w:t>
       </w:r>
     </w:p>
     <w:p>
@@ -5246,7 +5245,16 @@
         <w:spacing w:after="60" w:line="300" w:lineRule="auto"/>
       </w:pPr>
       <w:r>
-        <w:t xml:space="preserve">실제 공격은 한 층만 공격하지 않습니다. 1장에서 본 금융권 사고도 네트워크 계층은 멀쩡했지만, </w:t>
+        <w:t xml:space="preserve">실제 공격은 한 층만 공격하지 않습니다. 1장에서 본 금융권 사고도 네트워크 계층은 </w:t>
+      </w:r>
+      <w:r>
+        <w:rPr>
+          <w:rFonts w:hint="eastAsia"/>
+        </w:rPr>
+        <w:t xml:space="preserve">방어 </w:t>
+      </w:r>
+      <w:r>
+        <w:t xml:space="preserve">했지만, </w:t>
       </w:r>
       <w:r>
         <w:rPr>
@@ -5279,30 +5287,8 @@
         <w:spacing w:after="60" w:line="300" w:lineRule="auto"/>
       </w:pPr>
       <w:r>
-        <w:t xml:space="preserve">따라서 "우리 서버는 방화벽이 있으니 안전하다"처럼 한 층만 믿는 것은 위험합니다. 여러분이 만드는 Spring Boot 앱 하나에도 최소 </w:t>
-      </w:r>
-      <w:r>
-        <w:rPr>
-          <w:b/>
-          <w:bCs/>
-        </w:rPr>
-        <w:t>애플리케이션 보안</w:t>
-      </w:r>
-      <w:r>
-        <w:t xml:space="preserve">과 </w:t>
-      </w:r>
-      <w:r>
-        <w:rPr>
-          <w:b/>
-          <w:bCs/>
-        </w:rPr>
-        <w:t>계정·인증 보안</w:t>
-      </w:r>
-      <w:r>
-        <w:t xml:space="preserve"> 두 층이 동시에 걸려 있다는 것을 기억하세요.</w:t>
-      </w:r>
-    </w:p>
-    <w:p>
+        <w:t xml:space="preserve">따라서 "우리 서버는 방화벽이 있으니 안전하다"처럼 한 층만 믿는 것은 위험합니다. </w:t>
+      </w:r>
       <w:r>
         <w:br w:type="page"/>
       </w:r>
@@ -5321,7 +5307,7 @@
         <w:spacing w:after="120" w:line="320" w:lineRule="auto"/>
       </w:pPr>
       <w:r>
-        <w:t>"AI 보안"이라는 말은 두 가지 서로 다른 의미로 쓰입니다. 수강생이 헷갈리지 않도록 처음에 구분해 주세요.</w:t>
+        <w:t xml:space="preserve">"AI 보안"이라는 말은 두 가지 서로 다른 의미로 쓰입니다. </w:t>
       </w:r>
     </w:p>
     <w:tbl>
@@ -6286,10 +6272,18 @@
             </w:pPr>
             <w:r>
               <w:rPr>
-                <w:sz w:val="19"/>
-                <w:szCs w:val="19"/>
-              </w:rPr>
-              <w:t>여러분의 LLM 앱이 새로운 공격 표면</w:t>
+                <w:rFonts w:hint="eastAsia"/>
+                <w:sz w:val="19"/>
+                <w:szCs w:val="19"/>
+              </w:rPr>
+              <w:t>우리가 만든</w:t>
+            </w:r>
+            <w:r>
+              <w:rPr>
+                <w:sz w:val="19"/>
+                <w:szCs w:val="19"/>
+              </w:rPr>
+              <w:t xml:space="preserve"> LLM 앱이 새로운 공격 표면</w:t>
             </w:r>
           </w:p>
         </w:tc>
@@ -6305,7 +6299,13 @@
         <w:spacing w:after="120" w:line="320" w:lineRule="auto"/>
       </w:pPr>
       <w:r>
-        <w:t>표에 나온 기법을 한 문장씩 풀어보면 다음과 같습니다.</w:t>
+        <w:t xml:space="preserve">표에 나온 </w:t>
+      </w:r>
+      <w:r>
+        <w:rPr>
+          <w:rFonts w:hint="eastAsia"/>
+        </w:rPr>
+        <w:t>공격 기법에 대한 설명</w:t>
       </w:r>
     </w:p>
     <w:p>
@@ -6362,7 +6362,6 @@
           <w:b/>
           <w:bCs/>
         </w:rPr>
-        <w:lastRenderedPageBreak/>
         <w:t>AI 에이전트 자율 침투</w:t>
       </w:r>
       <w:r>
@@ -6383,6 +6382,7 @@
           <w:b/>
           <w:bCs/>
         </w:rPr>
+        <w:lastRenderedPageBreak/>
         <w:t>딥페이크·딥보이스 사칭</w:t>
       </w:r>
       <w:r>
@@ -6406,7 +6406,43 @@
         <w:t>AI 생성 피싱</w:t>
       </w:r>
       <w:r>
-        <w:t>: 과거엔 어색한 번역투 문장으로 걸러낼 수 있었지만, AI가 자연스러운 한국어 이메일·문자를 대량으로 만들어내면서 구분이 어려워졌습니다.</w:t>
+        <w:t>: 과거엔 어색</w:t>
+      </w:r>
+      <w:r>
+        <w:rPr>
+          <w:rFonts w:hint="eastAsia"/>
+        </w:rPr>
+        <w:t>하게</w:t>
+      </w:r>
+      <w:r>
+        <w:t xml:space="preserve"> 번역</w:t>
+      </w:r>
+      <w:r>
+        <w:rPr>
+          <w:rFonts w:hint="eastAsia"/>
+        </w:rPr>
+        <w:t>한 듯한 말</w:t>
+      </w:r>
+      <w:r>
+        <w:t>투</w:t>
+      </w:r>
+      <w:r>
+        <w:rPr>
+          <w:rFonts w:hint="eastAsia"/>
+        </w:rPr>
+        <w:t>의</w:t>
+      </w:r>
+      <w:r>
+        <w:t xml:space="preserve"> 문장</w:t>
+      </w:r>
+      <w:r>
+        <w:rPr>
+          <w:rFonts w:hint="eastAsia"/>
+        </w:rPr>
+        <w:t>들은</w:t>
+      </w:r>
+      <w:r>
+        <w:t xml:space="preserve"> 걸러낼 수 있었지만, AI가 자연스러운 한국어 이메일·문자를 대량으로 만들어내면서 구분이 어려워졌습니다.</w:t>
       </w:r>
     </w:p>
     <w:p>
@@ -6426,7 +6462,25 @@
         <w:t>AI 시스템 자체 공격</w:t>
       </w:r>
       <w:r>
-        <w:t>: 여러분이 만들 LLM 연동 앱도 공격 대상이 됩니다.</w:t>
+        <w:t xml:space="preserve">: </w:t>
+      </w:r>
+      <w:r>
+        <w:rPr>
+          <w:rFonts w:hint="eastAsia"/>
+        </w:rPr>
+        <w:t>우리가</w:t>
+      </w:r>
+      <w:r>
+        <w:t xml:space="preserve"> 만</w:t>
+      </w:r>
+      <w:r>
+        <w:rPr>
+          <w:rFonts w:hint="eastAsia"/>
+        </w:rPr>
+        <w:t>드는</w:t>
+      </w:r>
+      <w:r>
+        <w:t xml:space="preserve"> LLM 연동 앱도 공격 대상이 됩니다.</w:t>
       </w:r>
     </w:p>
     <w:p>
@@ -6447,7 +6501,16 @@
         <w:spacing w:after="120" w:line="320" w:lineRule="auto"/>
       </w:pPr>
       <w:r>
-        <w:t>여러 기법 중에서도 크리덴셜 스터핑은 1장의 금융권 사고 원인으로 지목된 만큼, 조금 더 자세히 짚어봅니다.</w:t>
+        <w:t xml:space="preserve">여러 기법 중에서도 크리덴셜 스터핑은 1장의 금융권 사고 원인으로 지목된 </w:t>
+      </w:r>
+      <w:r>
+        <w:rPr>
+          <w:rFonts w:hint="eastAsia"/>
+        </w:rPr>
+        <w:t>기법입니다</w:t>
+      </w:r>
+      <w:r>
+        <w:t>.</w:t>
       </w:r>
     </w:p>
     <w:p>
@@ -6460,7 +6523,16 @@
         <w:spacing w:after="60" w:line="300" w:lineRule="auto"/>
       </w:pPr>
       <w:r>
-        <w:t>사람들은 여러 사이트에서 같은 ID·비밀번호를 재사용하는 경향이 있습니다. A 사이트가 해킹되어 ID·비밀번호 목록이 유출되면, 공격자는 그 목록을 B, C, D 사이트의 로그인 페이지에 그대로 대입해 봅니다.</w:t>
+        <w:t>사람들은 여러 사이트에서 같은 ID·비밀번호를 재사용</w:t>
+      </w:r>
+      <w:r>
+        <w:rPr>
+          <w:rFonts w:hint="eastAsia"/>
+        </w:rPr>
+        <w:t xml:space="preserve"> </w:t>
+      </w:r>
+      <w:r>
+        <w:t>하는 경향이 있습니다. A 사이트가 해킹되어 ID·비밀번호 목록이 유출되면, 공격자는 그 목록을 B, C, D 사이트의 로그인 페이지에 그대로 대입해 봅니다.</w:t>
       </w:r>
     </w:p>
     <w:p>
@@ -6473,7 +6545,34 @@
         <w:spacing w:after="60" w:line="300" w:lineRule="auto"/>
       </w:pPr>
       <w:r>
-        <w:t>"무차별 대입(Brute force)"과는 다릅니다. 브루트포스는 비밀번호를 하나씩 추측하는 것이고, 크리덴셜 스터핑은 이미 유효했던 ID·비밀번호 "쌍"을 그대로 재사용하는 것이라 성공률이 훨씬 높습니다.</w:t>
+        <w:t>"무차별 대입(Brute force)"과는 다릅니다. 브루트포스는 비밀번호를 하나씩 추측하는 것이고, 크리덴셜 스터핑은 이미 유효했던 ID·비밀번호 "쌍"을 그대로 재사용</w:t>
+      </w:r>
+      <w:r>
+        <w:rPr>
+          <w:rFonts w:hint="eastAsia"/>
+        </w:rPr>
+        <w:t xml:space="preserve"> </w:t>
+      </w:r>
+      <w:r>
+        <w:t xml:space="preserve">하는 </w:t>
+      </w:r>
+      <w:r>
+        <w:rPr>
+          <w:rFonts w:hint="eastAsia"/>
+        </w:rPr>
+        <w:t xml:space="preserve">기법 </w:t>
+      </w:r>
+      <w:r>
+        <w:t>이라</w:t>
+      </w:r>
+      <w:r>
+        <w:rPr>
+          <w:rFonts w:hint="eastAsia"/>
+        </w:rPr>
+        <w:t>서</w:t>
+      </w:r>
+      <w:r>
+        <w:t xml:space="preserve"> 성공률이 훨씬 높습니다.</w:t>
       </w:r>
     </w:p>
     <w:p>
@@ -6499,7 +6598,7 @@
         <w:spacing w:after="60" w:line="300" w:lineRule="auto"/>
       </w:pPr>
       <w:r>
-        <w:t>방어 포인트는 로그인 시도 횟수 제한(Rate limiting), 다중 인증(MFA), 비정상 IP·패턴 탐지, 유출된 비밀번호 목록과의 대조 등입니다. Day 3에서 직접 구현합니다.</w:t>
+        <w:t xml:space="preserve">방어 포인트는 로그인 시도 횟수 제한(Rate limiting), 다중 인증(MFA), 비정상 IP·패턴 탐지, 유출된 비밀번호 목록과의 대조 등입니다. </w:t>
       </w:r>
     </w:p>
     <w:p>
@@ -6514,14 +6613,6 @@
       <w:r>
         <w:lastRenderedPageBreak/>
         <w:t>5. 자주 등장하는 공격 기법과 OWASP Top 10</w:t>
-      </w:r>
-    </w:p>
-    <w:p>
-      <w:pPr>
-        <w:spacing w:after="120" w:line="320" w:lineRule="auto"/>
-      </w:pPr>
-      <w:r>
-        <w:t>지금까지는 AI가 공격을 어떻게 바꾸었는지를 봤습니다. 하지만 AI 유무와 관계없이, 웹 서비스를 공격할 때 반복해서 등장하는 "고전적인" 기법들이 있습니다. 이름과 개념만 먼저 익혀 두면 Day 2부터 Spring Boot 코드로 직접 다룰 때 훨씬 이해가 빠릅니다.</w:t>
       </w:r>
     </w:p>
     <w:p>
@@ -7421,7 +7512,22 @@
                 <w:sz w:val="19"/>
                 <w:szCs w:val="19"/>
               </w:rPr>
-              <w:t>데이터를 암호화한 뒤 복구 비용을 요구</w:t>
+              <w:t>데이터를 암호화</w:t>
+            </w:r>
+            <w:r>
+              <w:rPr>
+                <w:rFonts w:hint="eastAsia"/>
+                <w:sz w:val="19"/>
+                <w:szCs w:val="19"/>
+              </w:rPr>
+              <w:t xml:space="preserve"> </w:t>
+            </w:r>
+            <w:r>
+              <w:rPr>
+                <w:sz w:val="19"/>
+                <w:szCs w:val="19"/>
+              </w:rPr>
+              <w:t>한 뒤 복구 비용을 요구</w:t>
             </w:r>
           </w:p>
         </w:tc>
@@ -7555,15 +7661,29 @@
         <w:spacing w:after="120" w:line="320" w:lineRule="auto"/>
       </w:pPr>
       <w:r>
+        <w:t>이 표의 "주로 깨지는 CIA 요소" 컬럼은 2장에서 배운 기밀성·무결성·가용성과 그대로 연결됩니다. 공격 기법 이름을 외우기보다 "이 공격이 CIA 중 무엇을 깨뜨리는가"로 이해하면, 처음 보는 공격을 만나도 스스로 분류할 수 있습니다.</w:t>
+      </w:r>
+    </w:p>
+    <w:p>
+      <w:pPr>
+        <w:rPr>
+          <w:b/>
+          <w:bCs/>
+          <w:color w:val="1F3A5F"/>
+          <w:sz w:val="26"/>
+          <w:szCs w:val="26"/>
+        </w:rPr>
+      </w:pPr>
+      <w:r>
+        <w:br w:type="page"/>
+      </w:r>
+    </w:p>
+    <w:p>
+      <w:pPr>
+        <w:pStyle w:val="2"/>
+      </w:pPr>
+      <w:r>
         <w:lastRenderedPageBreak/>
-        <w:t>이 표의 "주로 깨지는 CIA 요소" 컬럼은 2장에서 배운 기밀성·무결성·가용성과 그대로 연결됩니다. 공격 기법 이름을 외우기보다 "이 공격이 CIA 중 무엇을 깨뜨리는가"로 이해하면, 처음 보는 공격을 만나도 스스로 분류할 수 있습니다.</w:t>
-      </w:r>
-    </w:p>
-    <w:p>
-      <w:pPr>
-        <w:pStyle w:val="2"/>
-      </w:pPr>
-      <w:r>
         <w:t>5.2 OWASP Top 10이란?</w:t>
       </w:r>
     </w:p>
@@ -7572,7 +7692,7 @@
         <w:spacing w:after="120" w:line="320" w:lineRule="auto"/>
       </w:pPr>
       <w:r>
-        <w:t>OWASP(Open Worldwide Application Security Project)는 웹 애플리케이션 보안을 연구하는 비영리 커뮤니티입니다. 전 세계 보안 전문가들이 실제 사고·테스트 데이터를 모아, 웹 서비스에서 가장 흔하고 위험한 취약점 10가지를 추려 몇 년에 한 번씩 "OWASP Top 10"을 발표합니다.</w:t>
+        <w:t>OWASP(Open Worldwide Application Security Project)는 웹 애플리케이션 보안을 연구하는 비영리 커뮤니티입니다. 전 세계 보안 전문가들이 실제 사고·테스트 데이터를 모아, 웹 서비스에서 가장 흔하고 위험한 취약점 10가지를 추려 4년에 한 번씩 "OWASP Top 10"을 발표합니다.</w:t>
       </w:r>
     </w:p>
     <w:p>
@@ -7618,7 +7738,55 @@
         <w:t xml:space="preserve">항목별 상세 설명 — </w:t>
       </w:r>
       <w:r>
-        <w:t>순위·명칭은 판마다 바뀝니다(2025년판은 "보안 설정 오류"가 5위→2위로 급상승). 10개 항목을 하나씩 뜯어본 자세한 설명과 Student_JWT 데모 매핑은 "OWASP_Top10_웹_API_한글요약" 문서에서 다룹니다. 여기서는 전체 그림만 짚습니다.</w:t>
+        <w:t xml:space="preserve">순위·명칭은 판마다 바뀝니다(2025년판은 "보안 설정 오류"가 5위→2위로 급상승). 10개 항목을 하나씩 뜯어본 자세한 설명과 Student_JWT 데모 매핑은 "OWASP_Top10_웹_API_한글요약" 문서에서 </w:t>
+      </w:r>
+      <w:r>
+        <w:rPr>
+          <w:rFonts w:hint="eastAsia"/>
+        </w:rPr>
+        <w:t xml:space="preserve">자세하게 </w:t>
+      </w:r>
+      <w:r>
+        <w:t xml:space="preserve">다룹니다. </w:t>
+      </w:r>
+    </w:p>
+    <w:p>
+      <w:pPr>
+        <w:pStyle w:val="2"/>
+      </w:pPr>
+      <w:r>
+        <w:t>5.3 LLM 연동 보안 (OWASP Top 10 for LLM Applications)</w:t>
+      </w:r>
+    </w:p>
+    <w:p>
+      <w:pPr>
+        <w:spacing w:line="320" w:lineRule="auto"/>
+      </w:pPr>
+      <w:r>
+        <w:t xml:space="preserve">요즘 많은 웹 서비스는 챗봇, 문서 요약, 코드 생성 같은 기능에 LLM(Large Language Model, 대규모 언어 모델)을 연동합니다. 일반 프로그램은 "명령(코드)"과 "데이터"가 분리되어 있지만, LLM은 둘 다 그냥 글(토큰)로 읽기 때문에 데이터 속에 숨은 명령도 지시로 착각해 따를 수 있습니다. </w:t>
+      </w:r>
+    </w:p>
+    <w:p>
+      <w:pPr>
+        <w:spacing w:after="120" w:line="320" w:lineRule="auto"/>
+      </w:pPr>
+      <w:r>
+        <w:t>웹 OWASP Top 10과는 위협 모델 자체가 달라서, OWASP는 LLM 앱 전용 Top 10을 별도로 운영합니다.</w:t>
+      </w:r>
+    </w:p>
+    <w:p>
+      <w:pPr>
+        <w:spacing w:after="120" w:line="320" w:lineRule="auto"/>
+      </w:pPr>
+      <w:r>
+        <w:rPr>
+          <w:b/>
+          <w:bCs/>
+        </w:rPr>
+        <w:t xml:space="preserve">LLM 앱 보안 7원칙 — </w:t>
+      </w:r>
+      <w:r>
+        <w:t>방어의 기본 자세는 다음 7가지입니다.</w:t>
       </w:r>
     </w:p>
     <w:p>
@@ -7629,47 +7797,17 @@
           <w:numId w:val="2"/>
         </w:numPr>
         <w:spacing w:after="60" w:line="300" w:lineRule="auto"/>
-      </w:pPr>
-      <w:r>
-        <w:rPr>
-          <w:b/>
-          <w:bCs/>
-        </w:rPr>
-        <w:t xml:space="preserve">실습 순서 — </w:t>
-      </w:r>
-      <w:r>
-        <w:t>Day 2부터는 이 Top 10 항목을 하나씩 골라 취약 코드 작성 → Burp로 공격 → 보안 코드 적용 → 같은 공격 막기의 4단계로 직접 실습합니다.</w:t>
-      </w:r>
-    </w:p>
-    <w:p>
-      <w:pPr>
-        <w:pStyle w:val="2"/>
-      </w:pPr>
-      <w:r>
-        <w:t>5.3 LLM 연동 보안 (OWASP Top 10 for LLM Applications)</w:t>
-      </w:r>
-    </w:p>
-    <w:p>
-      <w:pPr>
-        <w:spacing w:after="120" w:line="320" w:lineRule="auto"/>
-      </w:pPr>
-      <w:r>
-        <w:t>요즘 많은 웹 서비스는 챗봇, 문서 요약, 코드 생성 같은 기능에 LLM(Large Language Model, 대규모 언어 모델)을 연동합니다. 일반 프로그램은 "명령(코드)"과 "데이터"가 분리되어 있지만, LLM은 둘 다 그냥 글(토큰)로 읽기 때문에 데이터 속에 숨은 명령도 지시로 착각해 따를 수 있습니다. 지금까지 배운 웹 OWASP Top 10과는 위협 모델 자체가 달라서, OWASP는 LLM 앱 전용 Top 10을 별도로 운영합니다.</w:t>
-      </w:r>
-    </w:p>
-    <w:p>
-      <w:pPr>
-        <w:spacing w:after="120" w:line="320" w:lineRule="auto"/>
-      </w:pPr>
-      <w:r>
-        <w:rPr>
-          <w:b/>
-          <w:bCs/>
-        </w:rPr>
-        <w:t xml:space="preserve">LLM 앱 보안 7원칙 — </w:t>
-      </w:r>
-      <w:r>
-        <w:t>방어의 기본 자세는 다음 7가지입니다.</w:t>
+        <w:rPr>
+          <w:sz w:val="20"/>
+          <w:szCs w:val="20"/>
+        </w:rPr>
+      </w:pPr>
+      <w:r>
+        <w:rPr>
+          <w:sz w:val="20"/>
+          <w:szCs w:val="20"/>
+        </w:rPr>
+        <w:t>모델이 읽는 모든 글은 "믿을 수 없는 데이터"다. 검색 결과·PDF·사용자 입력·도구 결과 속에 숨은 명령이 있을 수 있다.</w:t>
       </w:r>
     </w:p>
     <w:p>
@@ -7680,9 +7818,17 @@
           <w:numId w:val="2"/>
         </w:numPr>
         <w:spacing w:after="60" w:line="300" w:lineRule="auto"/>
-      </w:pPr>
-      <w:r>
-        <w:t>모델이 읽는 모든 글은 "믿을 수 없는 데이터"다. 검색 결과·PDF·사용자 입력·도구 결과 속에 숨은 명령이 있을 수 있다.</w:t>
+        <w:rPr>
+          <w:sz w:val="20"/>
+          <w:szCs w:val="20"/>
+        </w:rPr>
+      </w:pPr>
+      <w:r>
+        <w:rPr>
+          <w:sz w:val="20"/>
+          <w:szCs w:val="20"/>
+        </w:rPr>
+        <w:t>열쇠(API 키, 삭제·결제 권한)는 모델이 아니라 앱 코드가 쥔다. 도구도 꼭 필요한 것만 최소로 준다.</w:t>
       </w:r>
     </w:p>
     <w:p>
@@ -7693,9 +7839,17 @@
           <w:numId w:val="2"/>
         </w:numPr>
         <w:spacing w:after="60" w:line="300" w:lineRule="auto"/>
-      </w:pPr>
-      <w:r>
-        <w:t>열쇠(API 키, 삭제·결제 권한)는 모델이 아니라 앱 코드가 쥔다. 도구도 꼭 필요한 것만 최소로 준다.</w:t>
+        <w:rPr>
+          <w:sz w:val="20"/>
+          <w:szCs w:val="20"/>
+        </w:rPr>
+      </w:pPr>
+      <w:r>
+        <w:rPr>
+          <w:sz w:val="20"/>
+          <w:szCs w:val="20"/>
+        </w:rPr>
+        <w:t>되돌릴 수 없는 일(삭제·결제·메일 발송 등)은 사람이 확인한다.</w:t>
       </w:r>
     </w:p>
     <w:p>
@@ -7706,10 +7860,17 @@
           <w:numId w:val="2"/>
         </w:numPr>
         <w:spacing w:after="60" w:line="300" w:lineRule="auto"/>
-      </w:pPr>
-      <w:r>
-        <w:lastRenderedPageBreak/>
-        <w:t>되돌릴 수 없는 일(삭제·결제·메일 발송 등)은 사람이 확인한다.</w:t>
+        <w:rPr>
+          <w:sz w:val="20"/>
+          <w:szCs w:val="20"/>
+        </w:rPr>
+      </w:pPr>
+      <w:r>
+        <w:rPr>
+          <w:sz w:val="20"/>
+          <w:szCs w:val="20"/>
+        </w:rPr>
+        <w:t>모델 출력은 "검증 안 된 입력"처럼 다룬다. 그대로 코드로 실행하거나 화면·DB 쿼리에 붙이지 않는다.</w:t>
       </w:r>
     </w:p>
     <w:p>
@@ -7720,9 +7881,17 @@
           <w:numId w:val="2"/>
         </w:numPr>
         <w:spacing w:after="60" w:line="300" w:lineRule="auto"/>
-      </w:pPr>
-      <w:r>
-        <w:t>모델 출력은 "검증 안 된 입력"처럼 다룬다. 그대로 코드로 실행하거나 화면·DB 쿼리에 붙이지 않는다.</w:t>
+        <w:rPr>
+          <w:sz w:val="20"/>
+          <w:szCs w:val="20"/>
+        </w:rPr>
+      </w:pPr>
+      <w:r>
+        <w:rPr>
+          <w:sz w:val="20"/>
+          <w:szCs w:val="20"/>
+        </w:rPr>
+        <w:t>호출 횟수와 비용에 상한을 둔다. 재시도·반복 루프에 제한이 없으면 요금이 폭탄이 될 수 있다.</w:t>
       </w:r>
     </w:p>
     <w:p>
@@ -7733,9 +7902,17 @@
           <w:numId w:val="2"/>
         </w:numPr>
         <w:spacing w:after="60" w:line="300" w:lineRule="auto"/>
-      </w:pPr>
-      <w:r>
-        <w:t>호출 횟수와 비용에 상한을 둔다. 재시도·반복 루프에 제한이 없으면 요금이 폭탄이 될 수 있다.</w:t>
+        <w:rPr>
+          <w:sz w:val="20"/>
+          <w:szCs w:val="20"/>
+        </w:rPr>
+      </w:pPr>
+      <w:r>
+        <w:rPr>
+          <w:sz w:val="20"/>
+          <w:szCs w:val="20"/>
+        </w:rPr>
+        <w:t>비밀(비밀번호·키)은 프롬프트·로그·벡터 DB에 넣지 않는다. 프롬프트는 언젠가 새어 나간다고 가정한다.</w:t>
       </w:r>
     </w:p>
     <w:p>
@@ -7748,19 +7925,10 @@
         <w:spacing w:after="60" w:line="300" w:lineRule="auto"/>
       </w:pPr>
       <w:r>
-        <w:t>비밀(비밀번호·키)은 프롬프트·로그·벡터 DB에 넣지 않는다. 프롬프트는 언젠가 새어 나간다고 가정한다.</w:t>
-      </w:r>
-    </w:p>
-    <w:p>
-      <w:pPr>
-        <w:pStyle w:val="a4"/>
-        <w:numPr>
-          <w:ilvl w:val="0"/>
-          <w:numId w:val="2"/>
-        </w:numPr>
-        <w:spacing w:after="60" w:line="300" w:lineRule="auto"/>
-      </w:pPr>
-      <w:r>
+        <w:rPr>
+          <w:sz w:val="20"/>
+          <w:szCs w:val="20"/>
+        </w:rPr>
         <w:t>외부에서 가져온 모델·데이터·파일은 출처를 확인한다. 변조된 모델·오염된 문서가 앱의 일부가 될 수 있다.</w:t>
       </w:r>
     </w:p>
@@ -7816,6 +7984,7 @@
                 <w:sz w:val="19"/>
                 <w:szCs w:val="19"/>
               </w:rPr>
+              <w:lastRenderedPageBreak/>
               <w:t>번호</w:t>
             </w:r>
           </w:p>
@@ -8240,7 +8409,15 @@
                 <w:sz w:val="19"/>
                 <w:szCs w:val="19"/>
               </w:rPr>
-              <w:t>모델에 너무 큰 권한을 줘서 사고가 남</w:t>
+              <w:t xml:space="preserve">모델에 너무 큰 권한을 줘서 사고가 </w:t>
+            </w:r>
+            <w:r>
+              <w:rPr>
+                <w:rFonts w:hint="eastAsia"/>
+                <w:sz w:val="19"/>
+                <w:szCs w:val="19"/>
+              </w:rPr>
+              <w:t>발생함</w:t>
             </w:r>
           </w:p>
         </w:tc>
@@ -9122,28 +9299,36 @@
         <w:spacing w:after="120" w:line="320" w:lineRule="auto"/>
       </w:pPr>
       <w:r>
-        <w:t>LLM이 "도구(tool)"를 호출해 스스로 계획을 세우고 여러 단계를 수행하는 에이전트(agent)가 되면, 말만 하는 챗봇과 달리 실제 "행동"을 합니다. 그래서 모델이 틀리거나 속았을 때 피해가 곧바로 현실의 행동(삭제·전송·결제 등)으로 나타납니다. OWASP는 이런 에이전틱(agentic) 애플리케이션을 위한 별도의 Top 10을 운영하며, LLM Top 10을 대체하지 않고 함께 봐야 하는 목록입니다.</w:t>
+        <w:t>LLM이 "도구(tool)"를 호출해 스스로 계획을 세우고 여러 단계를 수행하는 에이전트(agent)가 되면, 말만 하는 챗봇과 달리 실제 "행동"을 합니다. 그래서 모델이 틀리거나 속았을 때 피해가 곧바로 현실의 행동(삭제·전송·결제 등)으로 나타납니다. OWASP는 이런 에이전틱(agentic) 애플리케이션을 위한 별도의 Top 10을 운영하며, LLM Top 10</w:t>
+      </w:r>
+      <w:r>
+        <w:rPr>
+          <w:rFonts w:hint="eastAsia"/>
+        </w:rPr>
+        <w:t>과</w:t>
+      </w:r>
+      <w:r>
+        <w:t xml:space="preserve"> 함께 봐야 하는 </w:t>
+      </w:r>
+      <w:r>
+        <w:rPr>
+          <w:rFonts w:hint="eastAsia"/>
+        </w:rPr>
+        <w:t xml:space="preserve">보안 점검 </w:t>
+      </w:r>
+      <w:r>
+        <w:t>목록입니다.</w:t>
       </w:r>
     </w:p>
     <w:p>
       <w:pPr>
         <w:spacing w:after="120" w:line="320" w:lineRule="auto"/>
+      </w:pPr>
+      <w:r>
         <w:rPr>
           <w:b/>
           <w:bCs/>
         </w:rPr>
-      </w:pPr>
-    </w:p>
-    <w:p>
-      <w:pPr>
-        <w:spacing w:after="120" w:line="320" w:lineRule="auto"/>
-      </w:pPr>
-      <w:r>
-        <w:rPr>
-          <w:b/>
-          <w:bCs/>
-        </w:rPr>
-        <w:lastRenderedPageBreak/>
         <w:t xml:space="preserve">에이전트 보안 7원칙 — </w:t>
       </w:r>
       <w:r>
@@ -9225,6 +9410,7 @@
         <w:spacing w:after="60" w:line="300" w:lineRule="auto"/>
       </w:pPr>
       <w:r>
+        <w:lastRenderedPageBreak/>
         <w:t>에이전트가 쓰는 외부 도구·서버·플러그인의 출처를 확인하고 버전을 고정한다.</w:t>
       </w:r>
     </w:p>
@@ -10189,7 +10375,22 @@
                 <w:sz w:val="19"/>
                 <w:szCs w:val="19"/>
               </w:rPr>
-              <w:t>에이전트끼리 주고받는 메시지의 위조·가로채기</w:t>
+              <w:t>에이전트끼리 주고</w:t>
+            </w:r>
+            <w:r>
+              <w:rPr>
+                <w:rFonts w:hint="eastAsia"/>
+                <w:sz w:val="19"/>
+                <w:szCs w:val="19"/>
+              </w:rPr>
+              <w:t xml:space="preserve"> </w:t>
+            </w:r>
+            <w:r>
+              <w:rPr>
+                <w:sz w:val="19"/>
+                <w:szCs w:val="19"/>
+              </w:rPr>
+              <w:t>받는 메시지의 위조·가로채기</w:t>
             </w:r>
           </w:p>
         </w:tc>
@@ -10583,13 +10784,21 @@
         <w:spacing w:after="120" w:line="320" w:lineRule="auto"/>
       </w:pPr>
       <w:r>
-        <w:lastRenderedPageBreak/>
-        <w:t>참고 — LLM Top 10과 Agentic Top 10 모두 OWASP GenAI Security Project(genai.owasp.org)에서 공개한 원문을 바탕으로 합니다. 두 목록 모두 LLM·에이전트 기반 앱을 만들 때 가장 먼저 떠올려야 할 체크리스트</w:t>
+        <w:t xml:space="preserve">참고 — LLM Top 10과 Agentic Top 10 모두 OWASP GenAI Security Project(genai.owasp.org)에서 공개한 원문을 바탕으로 합니다. 두 </w:t>
       </w:r>
       <w:r>
         <w:rPr>
           <w:rFonts w:hint="eastAsia"/>
         </w:rPr>
+        <w:t>보안</w:t>
+      </w:r>
+      <w:r>
+        <w:t>목록 모두 LLM·에이전트 기반 앱을 만들 때 가장 먼저 떠올려야 할 체크리스트</w:t>
+      </w:r>
+      <w:r>
+        <w:rPr>
+          <w:rFonts w:hint="eastAsia"/>
+        </w:rPr>
         <w:t xml:space="preserve"> </w:t>
       </w:r>
       <w:r>
@@ -10609,7 +10818,7 @@
         <w:spacing w:after="120" w:line="320" w:lineRule="auto"/>
       </w:pPr>
       <w:r>
-        <w:t>Student_JWT를 포함해 지금 만들어지는 대부분의 서비스는 화면이 아니라 API(Application Programming Interface)로 데이터를 주고받습니다. 화면의 입력 검증은 건너뛰고 /api/... 주소를 직접 두드리면 되기 때문에, API는 웹 화면과는 조금 다른 약점 패턴을 가집니다. OWASP는 이를 별도로 정리한 API Security Top 10을 운영합니다.</w:t>
+        <w:t>API는 웹 화면과는 조금 다른 약점 패턴을 가집니다. OWASP는 이를 별도로 정리한 API Security Top 10을 운영합니다.</w:t>
       </w:r>
     </w:p>
     <w:p>
@@ -10637,7 +10846,16 @@
         <w:spacing w:after="60" w:line="300" w:lineRule="auto"/>
       </w:pPr>
       <w:r>
-        <w:t>모든 엔드포인트마다 "이 객체·기능을 이 사용자가 봐도 되는가"를 서버가 직접 확인한다. URL의 id나 role 값을 사용자가 보낸 그대로 믿지 않는다.</w:t>
+        <w:t>모든 엔드포인트</w:t>
+      </w:r>
+      <w:r>
+        <w:rPr>
+          <w:rFonts w:hint="eastAsia"/>
+        </w:rPr>
+        <w:t xml:space="preserve"> </w:t>
+      </w:r>
+      <w:r>
+        <w:t>마다 "이 객체·기능을 이 사용자가 봐도 되는가"를 서버가 직접 확인한다. URL의 id나 role 값을 사용자가 보낸 그대로 믿지 않는다.</w:t>
       </w:r>
     </w:p>
     <w:p>
@@ -10650,21 +10868,8 @@
         <w:spacing w:after="60" w:line="300" w:lineRule="auto"/>
       </w:pPr>
       <w:r>
-        <w:t xml:space="preserve">응답·요청에는 꼭 필요한 필드만 쓴다. 모델 객체를 통째로 반환하거나, 요청 바디를 통째로 </w:t>
-      </w:r>
-      <w:proofErr w:type="spellStart"/>
-      <w:r>
-        <w:t>엔티티에</w:t>
-      </w:r>
-      <w:proofErr w:type="spellEnd"/>
-      <w:r>
-        <w:t xml:space="preserve"> 바인딩(Mass Assignment)</w:t>
-      </w:r>
-      <w:r>
-        <w:t xml:space="preserve"> </w:t>
-      </w:r>
-      <w:r>
-        <w:t>하지 않는다.</w:t>
+        <w:lastRenderedPageBreak/>
+        <w:t>응답·요청에는 꼭 필요한 필드만 쓴다. 모델 객체를 통째로 반환하거나, 요청 바디를 통째로 엔티티에 바인딩(Mass Assignment) 하지 않는다.</w:t>
       </w:r>
     </w:p>
     <w:p>
@@ -10677,13 +10882,8 @@
         <w:spacing w:after="60" w:line="300" w:lineRule="auto"/>
       </w:pPr>
       <w:r>
-        <w:t xml:space="preserve">요청 횟수·크기·시간에 제한을 둔다. 로그인, 업로드, 대량 조회처럼 자원을 많이 쓰는 </w:t>
-      </w:r>
-      <w:proofErr w:type="spellStart"/>
-      <w:r>
-        <w:t>엔드포인트</w:t>
-      </w:r>
-      <w:proofErr w:type="spellEnd"/>
+        <w:t>요청 횟수·크기·시간에 제한을 둔다. 로그인, 업로드, 대량 조회처럼 자원을 많이 쓰는 엔드포인트</w:t>
+      </w:r>
       <w:r>
         <w:rPr>
           <w:rFonts w:hint="eastAsia"/>
@@ -11269,7 +11469,6 @@
                 <w:sz w:val="19"/>
                 <w:szCs w:val="19"/>
               </w:rPr>
-              <w:lastRenderedPageBreak/>
               <w:t>API4</w:t>
             </w:r>
           </w:p>
@@ -12080,23 +12279,13 @@
       <w:pPr>
         <w:spacing w:after="120" w:line="320" w:lineRule="auto"/>
       </w:pPr>
-      <w:r>
-        <w:t xml:space="preserve">※ </w:t>
-      </w:r>
-      <w:proofErr w:type="spellStart"/>
-      <w:r>
-        <w:t>Student_JWT</w:t>
-      </w:r>
-      <w:proofErr w:type="spellEnd"/>
-      <w:r>
-        <w:t>는 Spring Boot로 만든 REST API 서버이므로, 이 목록은 Day 2~4 실습과 가장 직접적으로 맞닿아 있습니다. 특히 API1(다른 사용자 데이터 접근)과 API5(관리자 기능 접근)는 5.1에서 본 IDOR·접근 제어 실패와 같은 문제이고, API3의 Mass Assignment는 회원가입·프로필 수정 API에서 흔히 터지는 실수입니다.</w:t>
-      </w:r>
     </w:p>
     <w:p>
       <w:pPr>
         <w:pStyle w:val="2"/>
       </w:pPr>
       <w:r>
+        <w:lastRenderedPageBreak/>
         <w:t>5.6 더 참고할 보안 표준·가이드 (ASVS, Testing Guide)</w:t>
       </w:r>
     </w:p>
@@ -12105,7 +12294,34 @@
         <w:spacing w:after="120" w:line="320" w:lineRule="auto"/>
       </w:pPr>
       <w:r>
-        <w:t>Top 10 목록들은 "자주 터지는 사고 모음"이지만, 실무에서 "우리 서비스가 어느 수준까지 안전한지" 점검하려면 체크리스트 전체를 훑어야 할 때가 있습니다. OWASP는 이런 용도의 문서도 따로 제공합니다. 지금 당장 외울 필요는 없지만, 이런 것이 있다는 것만 알아두면 나중에 실무에서 바로 찾아 쓸 수 있습니다.</w:t>
+        <w:t xml:space="preserve">Top 10 목록들은 "자주 </w:t>
+      </w:r>
+      <w:r>
+        <w:rPr>
+          <w:rFonts w:hint="eastAsia"/>
+        </w:rPr>
+        <w:t>발생하는</w:t>
+      </w:r>
+      <w:r>
+        <w:t xml:space="preserve"> </w:t>
+      </w:r>
+      <w:r>
+        <w:rPr>
+          <w:rFonts w:hint="eastAsia"/>
+        </w:rPr>
+        <w:t>보안</w:t>
+      </w:r>
+      <w:r>
+        <w:t xml:space="preserve">사고 모음"이지만, 실무에서 "우리 서비스가 어느 수준까지 안전한지" 점검하려면 체크리스트 전체를 </w:t>
+      </w:r>
+      <w:r>
+        <w:rPr>
+          <w:rFonts w:hint="eastAsia"/>
+        </w:rPr>
+        <w:t>점검해야</w:t>
+      </w:r>
+      <w:r>
+        <w:t xml:space="preserve"> 할 때가 있습니다. OWASP는 이런 용도의 문서도 따로 제공합니다. </w:t>
       </w:r>
     </w:p>
     <w:p>
@@ -12145,20 +12361,13 @@
         <w:t xml:space="preserve">Testing Guide(WSTG, Web Security Testing Guide) — </w:t>
       </w:r>
       <w:r>
-        <w:t xml:space="preserve">OWASP Top 10이 "무엇이 위험한가"를 정리했다면, 이 가이드는 "그 위험을 실제로 어떻게 테스트하는가"를 </w:t>
-      </w:r>
-      <w:r>
-        <w:lastRenderedPageBreak/>
-        <w:t>영역별·단계별로 설명합니다. 7장의 Burp Suite 실습을 조금 더 체계적으로 해보고 싶을 때 참고하면 좋습니다.</w:t>
+        <w:t>OWASP Top 10이 "무엇이 위험한가"를 정리했다면, 이 가이드는 "그 위험을 실제로 어떻게 테스트하는가"를 영역별·단계별로 설명합니다. 7장의 Burp Suite 실습을 조금 더 체계적으로 해보고 싶을 때 참고하면 좋습니다.</w:t>
       </w:r>
     </w:p>
     <w:p>
       <w:pPr>
         <w:spacing w:after="120" w:line="320" w:lineRule="auto"/>
       </w:pPr>
-      <w:r>
-        <w:t>※. OWASP_문서_English 폴더의 원문을 필요할 때 사전처럼 찾아보는 용도로 알아두세요.</w:t>
-      </w:r>
     </w:p>
     <w:p>
       <w:r>
@@ -12676,7 +12885,7 @@
           <w:sz w:val="18"/>
           <w:szCs w:val="18"/>
         </w:rPr>
-        <w:t>※ 조문 번호와 처벌 수위는 개정될 수 있으니, 강의 전 국가법령정보센터(law.go.kr)에서 최신 내용을 확인하세요. 이 자료는 법률 자문이 아닙니다.</w:t>
+        <w:t xml:space="preserve">※ 조문 번호와 처벌 수위는 개정될 수 있으니, 강의 전 국가법령정보센터(law.go.kr)에서 최신 내용을 확인하세요. </w:t>
       </w:r>
     </w:p>
     <w:p>
@@ -12701,9 +12910,9 @@
         <w:tblLook w:val="04A0" w:firstRow="1" w:lastRow="0" w:firstColumn="1" w:lastColumn="0" w:noHBand="0" w:noVBand="1"/>
       </w:tblPr>
       <w:tblGrid>
-        <w:gridCol w:w="2600"/>
-        <w:gridCol w:w="3800"/>
-        <w:gridCol w:w="3238"/>
+        <w:gridCol w:w="2286"/>
+        <w:gridCol w:w="4495"/>
+        <w:gridCol w:w="2857"/>
       </w:tblGrid>
       <w:tr>
         <w:trPr>
@@ -12893,7 +13102,7 @@
                 <w:sz w:val="19"/>
                 <w:szCs w:val="19"/>
               </w:rPr>
-              <w:t>가장 안전. 오늘부터 사용</w:t>
+              <w:t xml:space="preserve">가장 안전. </w:t>
             </w:r>
           </w:p>
         </w:tc>
@@ -12947,13 +13156,164 @@
           <w:p>
             <w:pPr>
               <w:spacing w:after="40" w:line="280" w:lineRule="auto"/>
-            </w:pPr>
-            <w:r>
-              <w:rPr>
-                <w:sz w:val="19"/>
-                <w:szCs w:val="19"/>
-              </w:rPr>
-              <w:t>OWASP Juice Shop, DVWA, WebGoat</w:t>
+              <w:rPr>
+                <w:sz w:val="16"/>
+                <w:szCs w:val="16"/>
+              </w:rPr>
+            </w:pPr>
+            <w:r>
+              <w:rPr>
+                <w:sz w:val="19"/>
+                <w:szCs w:val="19"/>
+              </w:rPr>
+              <w:t>OWASP Juice Shop (</w:t>
+            </w:r>
+            <w:hyperlink r:id="rId7" w:history="1">
+              <w:r>
+                <w:rPr>
+                  <w:rStyle w:val="a5"/>
+                  <w:sz w:val="16"/>
+                  <w:szCs w:val="16"/>
+                </w:rPr>
+                <w:t>https://owasp.org/projects/juice-shop</w:t>
+              </w:r>
+            </w:hyperlink>
+            <w:r>
+              <w:rPr>
+                <w:sz w:val="19"/>
+                <w:szCs w:val="19"/>
+              </w:rPr>
+              <w:t xml:space="preserve">) — </w:t>
+            </w:r>
+            <w:r>
+              <w:rPr>
+                <w:sz w:val="18"/>
+                <w:szCs w:val="18"/>
+              </w:rPr>
+              <w:t>Node.js/Angular 기반 SPA. OWASP Top 10 전반을 다루는 가장 현실적인(실제 서비스와 유사한) 취약 웹앱.</w:t>
+            </w:r>
+          </w:p>
+          <w:p>
+            <w:pPr>
+              <w:spacing w:after="40" w:line="280" w:lineRule="auto"/>
+            </w:pPr>
+            <w:r>
+              <w:rPr>
+                <w:sz w:val="19"/>
+                <w:szCs w:val="19"/>
+              </w:rPr>
+              <w:t>DVWA (</w:t>
+            </w:r>
+            <w:hyperlink r:id="rId8" w:history="1">
+              <w:r>
+                <w:rPr>
+                  <w:rStyle w:val="a5"/>
+                  <w:sz w:val="16"/>
+                  <w:szCs w:val="16"/>
+                </w:rPr>
+                <w:t>https://github.com/digininja/DVWA</w:t>
+              </w:r>
+            </w:hyperlink>
+            <w:r>
+              <w:rPr>
+                <w:sz w:val="19"/>
+                <w:szCs w:val="19"/>
+              </w:rPr>
+              <w:t xml:space="preserve">) — </w:t>
+            </w:r>
+            <w:r>
+              <w:rPr>
+                <w:sz w:val="18"/>
+                <w:szCs w:val="18"/>
+              </w:rPr>
+              <w:t>PHP/MySQL 기반. 난이도(Low/Medium/High/Impossible)별로 같은 취약점을 반복 연습할 수 있는, 가장 유명한 입문용 취약 웹앱</w:t>
+            </w:r>
+            <w:r>
+              <w:rPr>
+                <w:sz w:val="19"/>
+                <w:szCs w:val="19"/>
+              </w:rPr>
+              <w:t>.</w:t>
+            </w:r>
+          </w:p>
+          <w:p>
+            <w:pPr>
+              <w:spacing w:after="40" w:line="280" w:lineRule="auto"/>
+            </w:pPr>
+            <w:r>
+              <w:rPr>
+                <w:sz w:val="19"/>
+                <w:szCs w:val="19"/>
+              </w:rPr>
+              <w:lastRenderedPageBreak/>
+              <w:t>WebGoat (</w:t>
+            </w:r>
+            <w:hyperlink r:id="rId9" w:history="1">
+              <w:r>
+                <w:rPr>
+                  <w:rStyle w:val="a5"/>
+                  <w:sz w:val="16"/>
+                  <w:szCs w:val="16"/>
+                </w:rPr>
+                <w:t>https://github.com/webgoat/webgoat</w:t>
+              </w:r>
+            </w:hyperlink>
+            <w:r>
+              <w:rPr>
+                <w:sz w:val="19"/>
+                <w:szCs w:val="19"/>
+              </w:rPr>
+              <w:t xml:space="preserve">) — </w:t>
+            </w:r>
+            <w:r>
+              <w:rPr>
+                <w:sz w:val="18"/>
+                <w:szCs w:val="18"/>
+              </w:rPr>
+              <w:t>OWASP가 직접 만든 Java 기반 교육용 앱. 각 챕터가 “강의+실습+정답 체크”로 구성되어 단계별 학습에 적합</w:t>
+            </w:r>
+            <w:r>
+              <w:rPr>
+                <w:sz w:val="19"/>
+                <w:szCs w:val="19"/>
+              </w:rPr>
+              <w:t>.</w:t>
+            </w:r>
+          </w:p>
+          <w:p>
+            <w:pPr>
+              <w:spacing w:after="40" w:line="280" w:lineRule="auto"/>
+            </w:pPr>
+            <w:r>
+              <w:rPr>
+                <w:sz w:val="19"/>
+                <w:szCs w:val="19"/>
+              </w:rPr>
+              <w:t>bWAPP (</w:t>
+            </w:r>
+            <w:hyperlink r:id="rId10" w:history="1">
+              <w:r>
+                <w:rPr>
+                  <w:rStyle w:val="a5"/>
+                  <w:sz w:val="16"/>
+                  <w:szCs w:val="16"/>
+                </w:rPr>
+                <w:t>http://www.itsecgames.com/</w:t>
+              </w:r>
+            </w:hyperlink>
+            <w:r>
+              <w:rPr>
+                <w:sz w:val="19"/>
+                <w:szCs w:val="19"/>
+              </w:rPr>
+              <w:t xml:space="preserve">) — </w:t>
+            </w:r>
+            <w:r>
+              <w:rPr>
+                <w:sz w:val="18"/>
+                <w:szCs w:val="18"/>
+              </w:rPr>
+              <w:t>PHP 기반. 100개 이상의 취약점 카테고리를 다루는 올인원 연습장으로 다루는 범위가 가장 넓음.</w:t>
             </w:r>
           </w:p>
         </w:tc>
@@ -12982,6 +13342,7 @@
                 <w:sz w:val="19"/>
                 <w:szCs w:val="19"/>
               </w:rPr>
+              <w:lastRenderedPageBreak/>
               <w:t>로컬(Docker)에 설치해 사용</w:t>
             </w:r>
           </w:p>
@@ -13013,6 +13374,7 @@
                 <w:sz w:val="19"/>
                 <w:szCs w:val="19"/>
               </w:rPr>
+              <w:lastRenderedPageBreak/>
               <w:t>온라인 실습장</w:t>
             </w:r>
           </w:p>
@@ -13096,6 +13458,10 @@
           <w:p>
             <w:pPr>
               <w:spacing w:after="40" w:line="280" w:lineRule="auto"/>
+              <w:rPr>
+                <w:sz w:val="19"/>
+                <w:szCs w:val="19"/>
+              </w:rPr>
             </w:pPr>
             <w:r>
               <w:rPr>
@@ -13105,6 +13471,15 @@
               <w:t>버그바운티 프로그램</w:t>
             </w:r>
           </w:p>
+          <w:p>
+            <w:pPr>
+              <w:spacing w:after="40" w:line="280" w:lineRule="auto"/>
+              <w:rPr>
+                <w:sz w:val="16"/>
+                <w:szCs w:val="16"/>
+              </w:rPr>
+            </w:pPr>
+          </w:p>
         </w:tc>
         <w:tc>
           <w:tcPr>
@@ -13125,13 +13500,77 @@
           <w:p>
             <w:pPr>
               <w:spacing w:after="40" w:line="280" w:lineRule="auto"/>
-            </w:pPr>
-            <w:r>
-              <w:rPr>
-                <w:sz w:val="19"/>
-                <w:szCs w:val="19"/>
-              </w:rPr>
-              <w:t>KISA 취약점 신고포상제, 기업 공개 버그바운티</w:t>
+              <w:rPr>
+                <w:sz w:val="19"/>
+                <w:szCs w:val="19"/>
+              </w:rPr>
+            </w:pPr>
+            <w:r>
+              <w:rPr>
+                <w:sz w:val="19"/>
+                <w:szCs w:val="19"/>
+              </w:rPr>
+              <w:t>KISA 취약점 신고포상제</w:t>
+            </w:r>
+            <w:r>
+              <w:rPr>
+                <w:rFonts w:hint="eastAsia"/>
+                <w:sz w:val="19"/>
+                <w:szCs w:val="19"/>
+              </w:rPr>
+              <w:t>(</w:t>
+            </w:r>
+            <w:hyperlink r:id="rId11" w:history="1">
+              <w:r>
+                <w:rPr>
+                  <w:rStyle w:val="a5"/>
+                  <w:sz w:val="16"/>
+                  <w:szCs w:val="16"/>
+                </w:rPr>
+                <w:t>https://knvd.krcert.or.kr/overview/operation</w:t>
+              </w:r>
+            </w:hyperlink>
+            <w:r>
+              <w:rPr>
+                <w:sz w:val="19"/>
+                <w:szCs w:val="19"/>
+              </w:rPr>
+              <w:t xml:space="preserve">), </w:t>
+            </w:r>
+          </w:p>
+          <w:p>
+            <w:pPr>
+              <w:spacing w:after="40" w:line="280" w:lineRule="auto"/>
+            </w:pPr>
+            <w:r>
+              <w:rPr>
+                <w:sz w:val="19"/>
+                <w:szCs w:val="19"/>
+              </w:rPr>
+              <w:t>기업 공개 버그바운티</w:t>
+            </w:r>
+            <w:r>
+              <w:rPr>
+                <w:rFonts w:hint="eastAsia"/>
+                <w:sz w:val="16"/>
+                <w:szCs w:val="16"/>
+              </w:rPr>
+              <w:t>(</w:t>
+            </w:r>
+            <w:r>
+              <w:rPr>
+                <w:sz w:val="16"/>
+                <w:szCs w:val="16"/>
+              </w:rPr>
+              <w:t>기업이 자사 서비스나 제품의 보안 취약점을 외부 화이트해커가 찾아 신고하면, 심사를 거쳐 포상금을 지급하는 제도</w:t>
+            </w:r>
+            <w:r>
+              <w:rPr>
+                <w:rFonts w:hint="eastAsia"/>
+                <w:sz w:val="16"/>
+                <w:szCs w:val="16"/>
+              </w:rPr>
+              <w:t>)</w:t>
             </w:r>
           </w:p>
         </w:tc>
@@ -13626,7 +14065,7 @@
       <w:r>
         <w:t>PortSwigger 공식 사이트(</w:t>
       </w:r>
-      <w:hyperlink r:id="rId7" w:history="1">
+      <w:hyperlink r:id="rId12" w:history="1">
         <w:r>
           <w:rPr>
             <w:rStyle w:val="a5"/>
@@ -13861,222 +14300,6 @@
             <wp:extent cx="3380105" cy="1476375"/>
             <wp:effectExtent l="0" t="0" r="0" b="9525"/>
             <wp:docPr id="1" name="그림 1"/>
-            <wp:cNvGraphicFramePr>
-              <a:graphicFrameLocks xmlns:a="http://schemas.openxmlformats.org/drawingml/2006/main" noChangeAspect="1"/>
-            </wp:cNvGraphicFramePr>
-            <a:graphic xmlns:a="http://schemas.openxmlformats.org/drawingml/2006/main">
-              <a:graphicData uri="http://schemas.openxmlformats.org/drawingml/2006/picture">
-                <pic:pic xmlns:pic="http://schemas.openxmlformats.org/drawingml/2006/picture">
-                  <pic:nvPicPr>
-                    <pic:cNvPr id="1" name=""/>
-                    <pic:cNvPicPr/>
-                  </pic:nvPicPr>
-                  <pic:blipFill>
-                    <a:blip r:embed="rId8"/>
-                    <a:stretch>
-                      <a:fillRect/>
-                    </a:stretch>
-                  </pic:blipFill>
-                  <pic:spPr>
-                    <a:xfrm>
-                      <a:off x="0" y="0"/>
-                      <a:ext cx="3380105" cy="1476375"/>
-                    </a:xfrm>
-                    <a:prstGeom prst="rect">
-                      <a:avLst/>
-                    </a:prstGeom>
-                  </pic:spPr>
-                </pic:pic>
-              </a:graphicData>
-            </a:graphic>
-          </wp:inline>
-        </w:drawing>
-      </w:r>
-    </w:p>
-    <w:p>
-      <w:pPr>
-        <w:pStyle w:val="2"/>
-      </w:pPr>
-      <w:r>
-        <w:rPr>
-          <w:noProof/>
-        </w:rPr>
-        <w:drawing>
-          <wp:inline distT="0" distB="0" distL="0" distR="0" wp14:anchorId="363F493A" wp14:editId="6C3F4D60">
-            <wp:extent cx="3381298" cy="2486025"/>
-            <wp:effectExtent l="0" t="0" r="0" b="0"/>
-            <wp:docPr id="2" name="그림 2"/>
-            <wp:cNvGraphicFramePr>
-              <a:graphicFrameLocks xmlns:a="http://schemas.openxmlformats.org/drawingml/2006/main" noChangeAspect="1"/>
-            </wp:cNvGraphicFramePr>
-            <a:graphic xmlns:a="http://schemas.openxmlformats.org/drawingml/2006/main">
-              <a:graphicData uri="http://schemas.openxmlformats.org/drawingml/2006/picture">
-                <pic:pic xmlns:pic="http://schemas.openxmlformats.org/drawingml/2006/picture">
-                  <pic:nvPicPr>
-                    <pic:cNvPr id="1" name=""/>
-                    <pic:cNvPicPr/>
-                  </pic:nvPicPr>
-                  <pic:blipFill>
-                    <a:blip r:embed="rId9"/>
-                    <a:stretch>
-                      <a:fillRect/>
-                    </a:stretch>
-                  </pic:blipFill>
-                  <pic:spPr>
-                    <a:xfrm>
-                      <a:off x="0" y="0"/>
-                      <a:ext cx="3401632" cy="2500975"/>
-                    </a:xfrm>
-                    <a:prstGeom prst="rect">
-                      <a:avLst/>
-                    </a:prstGeom>
-                  </pic:spPr>
-                </pic:pic>
-              </a:graphicData>
-            </a:graphic>
-          </wp:inline>
-        </w:drawing>
-      </w:r>
-    </w:p>
-    <w:p>
-      <w:r>
-        <w:rPr>
-          <w:noProof/>
-        </w:rPr>
-        <w:drawing>
-          <wp:inline distT="0" distB="0" distL="0" distR="0" wp14:anchorId="7E016C93" wp14:editId="2DDC2215">
-            <wp:extent cx="3380105" cy="2514600"/>
-            <wp:effectExtent l="0" t="0" r="0" b="0"/>
-            <wp:docPr id="3" name="그림 3"/>
-            <wp:cNvGraphicFramePr>
-              <a:graphicFrameLocks xmlns:a="http://schemas.openxmlformats.org/drawingml/2006/main" noChangeAspect="1"/>
-            </wp:cNvGraphicFramePr>
-            <a:graphic xmlns:a="http://schemas.openxmlformats.org/drawingml/2006/main">
-              <a:graphicData uri="http://schemas.openxmlformats.org/drawingml/2006/picture">
-                <pic:pic xmlns:pic="http://schemas.openxmlformats.org/drawingml/2006/picture">
-                  <pic:nvPicPr>
-                    <pic:cNvPr id="1" name=""/>
-                    <pic:cNvPicPr/>
-                  </pic:nvPicPr>
-                  <pic:blipFill>
-                    <a:blip r:embed="rId10"/>
-                    <a:stretch>
-                      <a:fillRect/>
-                    </a:stretch>
-                  </pic:blipFill>
-                  <pic:spPr>
-                    <a:xfrm>
-                      <a:off x="0" y="0"/>
-                      <a:ext cx="3387315" cy="2519964"/>
-                    </a:xfrm>
-                    <a:prstGeom prst="rect">
-                      <a:avLst/>
-                    </a:prstGeom>
-                  </pic:spPr>
-                </pic:pic>
-              </a:graphicData>
-            </a:graphic>
-          </wp:inline>
-        </w:drawing>
-      </w:r>
-    </w:p>
-    <w:p>
-      <w:r>
-        <w:rPr>
-          <w:noProof/>
-        </w:rPr>
-        <w:lastRenderedPageBreak/>
-        <w:drawing>
-          <wp:inline distT="0" distB="0" distL="0" distR="0" wp14:anchorId="14D4543F" wp14:editId="5778CF9D">
-            <wp:extent cx="3552544" cy="2486025"/>
-            <wp:effectExtent l="0" t="0" r="0" b="0"/>
-            <wp:docPr id="4" name="그림 4"/>
-            <wp:cNvGraphicFramePr>
-              <a:graphicFrameLocks xmlns:a="http://schemas.openxmlformats.org/drawingml/2006/main" noChangeAspect="1"/>
-            </wp:cNvGraphicFramePr>
-            <a:graphic xmlns:a="http://schemas.openxmlformats.org/drawingml/2006/main">
-              <a:graphicData uri="http://schemas.openxmlformats.org/drawingml/2006/picture">
-                <pic:pic xmlns:pic="http://schemas.openxmlformats.org/drawingml/2006/picture">
-                  <pic:nvPicPr>
-                    <pic:cNvPr id="1" name=""/>
-                    <pic:cNvPicPr/>
-                  </pic:nvPicPr>
-                  <pic:blipFill>
-                    <a:blip r:embed="rId11"/>
-                    <a:stretch>
-                      <a:fillRect/>
-                    </a:stretch>
-                  </pic:blipFill>
-                  <pic:spPr>
-                    <a:xfrm>
-                      <a:off x="0" y="0"/>
-                      <a:ext cx="3555303" cy="2487956"/>
-                    </a:xfrm>
-                    <a:prstGeom prst="rect">
-                      <a:avLst/>
-                    </a:prstGeom>
-                  </pic:spPr>
-                </pic:pic>
-              </a:graphicData>
-            </a:graphic>
-          </wp:inline>
-        </w:drawing>
-      </w:r>
-    </w:p>
-    <w:p/>
-    <w:p>
-      <w:r>
-        <w:rPr>
-          <w:noProof/>
-        </w:rPr>
-        <w:drawing>
-          <wp:inline distT="0" distB="0" distL="0" distR="0" wp14:anchorId="769E8DF5" wp14:editId="416B0CFF">
-            <wp:extent cx="3599815" cy="2609850"/>
-            <wp:effectExtent l="0" t="0" r="635" b="0"/>
-            <wp:docPr id="5" name="그림 5"/>
-            <wp:cNvGraphicFramePr>
-              <a:graphicFrameLocks xmlns:a="http://schemas.openxmlformats.org/drawingml/2006/main" noChangeAspect="1"/>
-            </wp:cNvGraphicFramePr>
-            <a:graphic xmlns:a="http://schemas.openxmlformats.org/drawingml/2006/main">
-              <a:graphicData uri="http://schemas.openxmlformats.org/drawingml/2006/picture">
-                <pic:pic xmlns:pic="http://schemas.openxmlformats.org/drawingml/2006/picture">
-                  <pic:nvPicPr>
-                    <pic:cNvPr id="1" name=""/>
-                    <pic:cNvPicPr/>
-                  </pic:nvPicPr>
-                  <pic:blipFill>
-                    <a:blip r:embed="rId12"/>
-                    <a:stretch>
-                      <a:fillRect/>
-                    </a:stretch>
-                  </pic:blipFill>
-                  <pic:spPr>
-                    <a:xfrm>
-                      <a:off x="0" y="0"/>
-                      <a:ext cx="3600086" cy="2610046"/>
-                    </a:xfrm>
-                    <a:prstGeom prst="rect">
-                      <a:avLst/>
-                    </a:prstGeom>
-                  </pic:spPr>
-                </pic:pic>
-              </a:graphicData>
-            </a:graphic>
-          </wp:inline>
-        </w:drawing>
-      </w:r>
-    </w:p>
-    <w:p/>
-    <w:p>
-      <w:r>
-        <w:rPr>
-          <w:noProof/>
-        </w:rPr>
-        <w:drawing>
-          <wp:inline distT="0" distB="0" distL="0" distR="0" wp14:anchorId="0907396A" wp14:editId="04A1182E">
-            <wp:extent cx="3619500" cy="2466975"/>
-            <wp:effectExtent l="0" t="0" r="0" b="9525"/>
-            <wp:docPr id="6" name="그림 6"/>
             <wp:cNvGraphicFramePr>
               <a:graphicFrameLocks xmlns:a="http://schemas.openxmlformats.org/drawingml/2006/main" noChangeAspect="1"/>
             </wp:cNvGraphicFramePr>
@@ -14096,7 +14319,7 @@
                   <pic:spPr>
                     <a:xfrm>
                       <a:off x="0" y="0"/>
-                      <a:ext cx="3619582" cy="2467031"/>
+                      <a:ext cx="3380105" cy="1476375"/>
                     </a:xfrm>
                     <a:prstGeom prst="rect">
                       <a:avLst/>
@@ -14109,27 +14332,19 @@
         </w:drawing>
       </w:r>
     </w:p>
-    <w:p/>
-    <w:p>
-      <w:pPr>
-        <w:rPr>
-          <w:b/>
-          <w:bCs/>
-          <w:color w:val="1F3A5F"/>
-          <w:sz w:val="26"/>
-          <w:szCs w:val="26"/>
-        </w:rPr>
+    <w:p>
+      <w:pPr>
+        <w:pStyle w:val="2"/>
       </w:pPr>
       <w:r>
         <w:rPr>
           <w:noProof/>
         </w:rPr>
-        <w:lastRenderedPageBreak/>
         <w:drawing>
-          <wp:inline distT="0" distB="0" distL="0" distR="0" wp14:anchorId="333D8481" wp14:editId="61332493">
-            <wp:extent cx="3523281" cy="2933700"/>
-            <wp:effectExtent l="0" t="0" r="1270" b="0"/>
-            <wp:docPr id="8" name="그림 8"/>
+          <wp:inline distT="0" distB="0" distL="0" distR="0" wp14:anchorId="363F493A" wp14:editId="6C3F4D60">
+            <wp:extent cx="3381298" cy="2486025"/>
+            <wp:effectExtent l="0" t="0" r="0" b="0"/>
+            <wp:docPr id="2" name="그림 2"/>
             <wp:cNvGraphicFramePr>
               <a:graphicFrameLocks xmlns:a="http://schemas.openxmlformats.org/drawingml/2006/main" noChangeAspect="1"/>
             </wp:cNvGraphicFramePr>
@@ -14149,7 +14364,7 @@
                   <pic:spPr>
                     <a:xfrm>
                       <a:off x="0" y="0"/>
-                      <a:ext cx="3530541" cy="2939745"/>
+                      <a:ext cx="3401632" cy="2500975"/>
                     </a:xfrm>
                     <a:prstGeom prst="rect">
                       <a:avLst/>
@@ -14163,24 +14378,15 @@
       </w:r>
     </w:p>
     <w:p>
-      <w:pPr>
-        <w:rPr>
-          <w:b/>
-          <w:bCs/>
-          <w:color w:val="1F3A5F"/>
-          <w:sz w:val="26"/>
-          <w:szCs w:val="26"/>
-        </w:rPr>
-      </w:pPr>
       <w:r>
         <w:rPr>
           <w:noProof/>
         </w:rPr>
         <w:drawing>
-          <wp:inline distT="0" distB="0" distL="0" distR="0" wp14:anchorId="2B5D8072" wp14:editId="71EB5F5C">
-            <wp:extent cx="3590590" cy="3429000"/>
+          <wp:inline distT="0" distB="0" distL="0" distR="0" wp14:anchorId="7E016C93" wp14:editId="2DDC2215">
+            <wp:extent cx="3380105" cy="2514600"/>
             <wp:effectExtent l="0" t="0" r="0" b="0"/>
-            <wp:docPr id="9" name="그림 9"/>
+            <wp:docPr id="3" name="그림 3"/>
             <wp:cNvGraphicFramePr>
               <a:graphicFrameLocks xmlns:a="http://schemas.openxmlformats.org/drawingml/2006/main" noChangeAspect="1"/>
             </wp:cNvGraphicFramePr>
@@ -14200,7 +14406,7 @@
                   <pic:spPr>
                     <a:xfrm>
                       <a:off x="0" y="0"/>
-                      <a:ext cx="3595796" cy="3433972"/>
+                      <a:ext cx="3387315" cy="2519964"/>
                     </a:xfrm>
                     <a:prstGeom prst="rect">
                       <a:avLst/>
@@ -14214,36 +14420,16 @@
       </w:r>
     </w:p>
     <w:p>
-      <w:pPr>
-        <w:rPr>
-          <w:b/>
-          <w:bCs/>
-          <w:color w:val="1F3A5F"/>
-          <w:sz w:val="26"/>
-          <w:szCs w:val="26"/>
-        </w:rPr>
-      </w:pPr>
-    </w:p>
-    <w:p>
-      <w:pPr>
-        <w:rPr>
-          <w:b/>
-          <w:bCs/>
-          <w:color w:val="1F3A5F"/>
-          <w:sz w:val="26"/>
-          <w:szCs w:val="26"/>
-        </w:rPr>
-      </w:pPr>
       <w:r>
         <w:rPr>
           <w:noProof/>
         </w:rPr>
         <w:lastRenderedPageBreak/>
         <w:drawing>
-          <wp:inline distT="0" distB="0" distL="0" distR="0" wp14:anchorId="5C5E314E" wp14:editId="16B2EC7D">
-            <wp:extent cx="4781550" cy="3651402"/>
-            <wp:effectExtent l="0" t="0" r="0" b="6350"/>
-            <wp:docPr id="11" name="그림 11"/>
+          <wp:inline distT="0" distB="0" distL="0" distR="0" wp14:anchorId="14D4543F" wp14:editId="5778CF9D">
+            <wp:extent cx="3552544" cy="2486025"/>
+            <wp:effectExtent l="0" t="0" r="0" b="0"/>
+            <wp:docPr id="4" name="그림 4"/>
             <wp:cNvGraphicFramePr>
               <a:graphicFrameLocks xmlns:a="http://schemas.openxmlformats.org/drawingml/2006/main" noChangeAspect="1"/>
             </wp:cNvGraphicFramePr>
@@ -14263,7 +14449,7 @@
                   <pic:spPr>
                     <a:xfrm>
                       <a:off x="0" y="0"/>
-                      <a:ext cx="4788653" cy="3656826"/>
+                      <a:ext cx="3555303" cy="2487956"/>
                     </a:xfrm>
                     <a:prstGeom prst="rect">
                       <a:avLst/>
@@ -14276,25 +14462,17 @@
         </w:drawing>
       </w:r>
     </w:p>
-    <w:p>
-      <w:pPr>
-        <w:rPr>
-          <w:b/>
-          <w:bCs/>
-          <w:color w:val="1F3A5F"/>
-          <w:sz w:val="26"/>
-          <w:szCs w:val="26"/>
-        </w:rPr>
-      </w:pPr>
+    <w:p/>
+    <w:p>
       <w:r>
         <w:rPr>
           <w:noProof/>
         </w:rPr>
         <w:drawing>
-          <wp:inline distT="0" distB="0" distL="0" distR="0" wp14:anchorId="54F7B669" wp14:editId="40E7FBF2">
-            <wp:extent cx="5038725" cy="3857725"/>
-            <wp:effectExtent l="0" t="0" r="0" b="9525"/>
-            <wp:docPr id="12" name="그림 12"/>
+          <wp:inline distT="0" distB="0" distL="0" distR="0" wp14:anchorId="769E8DF5" wp14:editId="416B0CFF">
+            <wp:extent cx="3599815" cy="2609850"/>
+            <wp:effectExtent l="0" t="0" r="635" b="0"/>
+            <wp:docPr id="5" name="그림 5"/>
             <wp:cNvGraphicFramePr>
               <a:graphicFrameLocks xmlns:a="http://schemas.openxmlformats.org/drawingml/2006/main" noChangeAspect="1"/>
             </wp:cNvGraphicFramePr>
@@ -14314,7 +14492,7 @@
                   <pic:spPr>
                     <a:xfrm>
                       <a:off x="0" y="0"/>
-                      <a:ext cx="5045030" cy="3862552"/>
+                      <a:ext cx="3600086" cy="2610046"/>
                     </a:xfrm>
                     <a:prstGeom prst="rect">
                       <a:avLst/>
@@ -14327,37 +14505,17 @@
         </w:drawing>
       </w:r>
     </w:p>
-    <w:p>
-      <w:pPr>
-        <w:rPr>
-          <w:b/>
-          <w:bCs/>
-          <w:color w:val="1F3A5F"/>
-          <w:sz w:val="26"/>
-          <w:szCs w:val="26"/>
-        </w:rPr>
-      </w:pPr>
-    </w:p>
-    <w:p>
-      <w:pPr>
-        <w:rPr>
-          <w:b/>
-          <w:bCs/>
-          <w:color w:val="1F3A5F"/>
-          <w:sz w:val="26"/>
-          <w:szCs w:val="26"/>
-        </w:rPr>
-      </w:pPr>
+    <w:p/>
+    <w:p>
       <w:r>
         <w:rPr>
           <w:noProof/>
         </w:rPr>
-        <w:lastRenderedPageBreak/>
         <w:drawing>
-          <wp:inline distT="0" distB="0" distL="0" distR="0" wp14:anchorId="572A0029" wp14:editId="089CC0D0">
-            <wp:extent cx="5021324" cy="3305175"/>
-            <wp:effectExtent l="0" t="0" r="8255" b="0"/>
-            <wp:docPr id="13" name="그림 13"/>
+          <wp:inline distT="0" distB="0" distL="0" distR="0" wp14:anchorId="0907396A" wp14:editId="04A1182E">
+            <wp:extent cx="3619500" cy="2466975"/>
+            <wp:effectExtent l="0" t="0" r="0" b="9525"/>
+            <wp:docPr id="6" name="그림 6"/>
             <wp:cNvGraphicFramePr>
               <a:graphicFrameLocks xmlns:a="http://schemas.openxmlformats.org/drawingml/2006/main" noChangeAspect="1"/>
             </wp:cNvGraphicFramePr>
@@ -14377,7 +14535,7 @@
                   <pic:spPr>
                     <a:xfrm>
                       <a:off x="0" y="0"/>
-                      <a:ext cx="5028141" cy="3309662"/>
+                      <a:ext cx="3619582" cy="2467031"/>
                     </a:xfrm>
                     <a:prstGeom prst="rect">
                       <a:avLst/>
@@ -14390,41 +14548,12 @@
         </w:drawing>
       </w:r>
     </w:p>
-    <w:p>
-      <w:pPr>
-        <w:pStyle w:val="2"/>
-        <w:rPr>
-          <w:b w:val="0"/>
-          <w:bCs w:val="0"/>
-        </w:rPr>
-      </w:pPr>
-      <w:r>
-        <w:rPr>
-          <w:rFonts w:hint="eastAsia"/>
-          <w:b w:val="0"/>
-          <w:bCs w:val="0"/>
-        </w:rPr>
-        <w:t>B</w:t>
-      </w:r>
-      <w:r>
-        <w:rPr>
-          <w:b w:val="0"/>
-          <w:bCs w:val="0"/>
-        </w:rPr>
-        <w:t>urp Suite</w:t>
-      </w:r>
-      <w:r>
-        <w:rPr>
-          <w:rFonts w:hint="eastAsia"/>
-          <w:b w:val="0"/>
-          <w:bCs w:val="0"/>
-        </w:rPr>
-        <w:t>설정하기</w:t>
-      </w:r>
-    </w:p>
-    <w:p>
-      <w:pPr>
-        <w:rPr>
+    <w:p/>
+    <w:p>
+      <w:pPr>
+        <w:rPr>
+          <w:b/>
+          <w:bCs/>
           <w:color w:val="1F3A5F"/>
           <w:sz w:val="26"/>
           <w:szCs w:val="26"/>
@@ -14432,32 +14561,14 @@
       </w:pPr>
       <w:r>
         <w:rPr>
-          <w:color w:val="1F3A5F"/>
-          <w:sz w:val="26"/>
-          <w:szCs w:val="26"/>
-        </w:rPr>
-        <w:t xml:space="preserve">맨 오른쪽 상단에 settings → User Inteface → Display ( </w:t>
-      </w:r>
-      <w:r>
-        <w:rPr>
-          <w:rFonts w:hint="eastAsia"/>
-          <w:color w:val="1F3A5F"/>
-          <w:sz w:val="26"/>
-          <w:szCs w:val="26"/>
-        </w:rPr>
-        <w:t>글씨 크기 설정 )</w:t>
-      </w:r>
-    </w:p>
-    <w:p>
-      <w:r>
-        <w:rPr>
           <w:noProof/>
         </w:rPr>
+        <w:lastRenderedPageBreak/>
         <w:drawing>
-          <wp:inline distT="0" distB="0" distL="0" distR="0" wp14:anchorId="7591123E" wp14:editId="56CF64B2">
-            <wp:extent cx="6120130" cy="1018540"/>
-            <wp:effectExtent l="0" t="0" r="0" b="0"/>
-            <wp:docPr id="14" name="그림 14"/>
+          <wp:inline distT="0" distB="0" distL="0" distR="0" wp14:anchorId="333D8481" wp14:editId="61332493">
+            <wp:extent cx="3523281" cy="2933700"/>
+            <wp:effectExtent l="0" t="0" r="1270" b="0"/>
+            <wp:docPr id="8" name="그림 8"/>
             <wp:cNvGraphicFramePr>
               <a:graphicFrameLocks xmlns:a="http://schemas.openxmlformats.org/drawingml/2006/main" noChangeAspect="1"/>
             </wp:cNvGraphicFramePr>
@@ -14477,7 +14588,7 @@
                   <pic:spPr>
                     <a:xfrm>
                       <a:off x="0" y="0"/>
-                      <a:ext cx="6120130" cy="1018540"/>
+                      <a:ext cx="3530541" cy="2939745"/>
                     </a:xfrm>
                     <a:prstGeom prst="rect">
                       <a:avLst/>
@@ -14490,17 +14601,25 @@
         </w:drawing>
       </w:r>
     </w:p>
-    <w:p/>
-    <w:p>
+    <w:p>
+      <w:pPr>
+        <w:rPr>
+          <w:b/>
+          <w:bCs/>
+          <w:color w:val="1F3A5F"/>
+          <w:sz w:val="26"/>
+          <w:szCs w:val="26"/>
+        </w:rPr>
+      </w:pPr>
       <w:r>
         <w:rPr>
           <w:noProof/>
         </w:rPr>
         <w:drawing>
-          <wp:inline distT="0" distB="0" distL="0" distR="0" wp14:anchorId="50EAA545" wp14:editId="3EEA645C">
-            <wp:extent cx="6120130" cy="3233420"/>
-            <wp:effectExtent l="0" t="0" r="0" b="5080"/>
-            <wp:docPr id="15" name="그림 15"/>
+          <wp:inline distT="0" distB="0" distL="0" distR="0" wp14:anchorId="2B5D8072" wp14:editId="71EB5F5C">
+            <wp:extent cx="3590590" cy="3429000"/>
+            <wp:effectExtent l="0" t="0" r="0" b="0"/>
+            <wp:docPr id="9" name="그림 9"/>
             <wp:cNvGraphicFramePr>
               <a:graphicFrameLocks xmlns:a="http://schemas.openxmlformats.org/drawingml/2006/main" noChangeAspect="1"/>
             </wp:cNvGraphicFramePr>
@@ -14520,7 +14639,7 @@
                   <pic:spPr>
                     <a:xfrm>
                       <a:off x="0" y="0"/>
-                      <a:ext cx="6120130" cy="3233420"/>
+                      <a:ext cx="3595796" cy="3433972"/>
                     </a:xfrm>
                     <a:prstGeom prst="rect">
                       <a:avLst/>
@@ -14534,81 +14653,36 @@
       </w:r>
     </w:p>
     <w:p>
-      <w:r>
-        <w:br w:type="page"/>
-      </w:r>
-    </w:p>
-    <w:p>
-      <w:pPr>
-        <w:rPr>
+      <w:pPr>
+        <w:rPr>
+          <w:b/>
+          <w:bCs/>
           <w:color w:val="1F3A5F"/>
           <w:sz w:val="26"/>
           <w:szCs w:val="26"/>
         </w:rPr>
       </w:pPr>
-      <w:r>
-        <w:rPr>
+    </w:p>
+    <w:p>
+      <w:pPr>
+        <w:rPr>
+          <w:b/>
+          <w:bCs/>
           <w:color w:val="1F3A5F"/>
           <w:sz w:val="26"/>
           <w:szCs w:val="26"/>
         </w:rPr>
+      </w:pPr>
+      <w:r>
+        <w:rPr>
+          <w:noProof/>
+        </w:rPr>
         <w:lastRenderedPageBreak/>
-        <w:t xml:space="preserve">settings → User Inteface → </w:t>
-      </w:r>
-      <w:r>
-        <w:rPr>
-          <w:rFonts w:hint="eastAsia"/>
-          <w:color w:val="1F3A5F"/>
-          <w:sz w:val="26"/>
-          <w:szCs w:val="26"/>
-        </w:rPr>
-        <w:t>M</w:t>
-      </w:r>
-      <w:r>
-        <w:rPr>
-          <w:color w:val="1F3A5F"/>
-          <w:sz w:val="26"/>
-          <w:szCs w:val="26"/>
-        </w:rPr>
-        <w:t xml:space="preserve">essage editor ( </w:t>
-      </w:r>
-      <w:r>
-        <w:rPr>
-          <w:rFonts w:hint="eastAsia"/>
-          <w:color w:val="1F3A5F"/>
-          <w:sz w:val="26"/>
-          <w:szCs w:val="26"/>
-        </w:rPr>
-        <w:t xml:space="preserve">폰트와 </w:t>
-      </w:r>
-      <w:r>
-        <w:rPr>
-          <w:color w:val="1F3A5F"/>
-          <w:sz w:val="26"/>
-          <w:szCs w:val="26"/>
-        </w:rPr>
-        <w:t>UTF-8</w:t>
-      </w:r>
-      <w:r>
-        <w:rPr>
-          <w:rFonts w:hint="eastAsia"/>
-          <w:color w:val="1F3A5F"/>
-          <w:sz w:val="26"/>
-          <w:szCs w:val="26"/>
-        </w:rPr>
-        <w:t>로 한글 설정)</w:t>
-      </w:r>
-    </w:p>
-    <w:p>
-      <w:r>
-        <w:rPr>
-          <w:noProof/>
-        </w:rPr>
         <w:drawing>
-          <wp:inline distT="0" distB="0" distL="0" distR="0" wp14:anchorId="5C1267E3" wp14:editId="0FDE28E6">
-            <wp:extent cx="6120130" cy="3640455"/>
-            <wp:effectExtent l="0" t="0" r="0" b="0"/>
-            <wp:docPr id="16" name="그림 16"/>
+          <wp:inline distT="0" distB="0" distL="0" distR="0" wp14:anchorId="5C5E314E" wp14:editId="16B2EC7D">
+            <wp:extent cx="4781550" cy="3651402"/>
+            <wp:effectExtent l="0" t="0" r="0" b="6350"/>
+            <wp:docPr id="11" name="그림 11"/>
             <wp:cNvGraphicFramePr>
               <a:graphicFrameLocks xmlns:a="http://schemas.openxmlformats.org/drawingml/2006/main" noChangeAspect="1"/>
             </wp:cNvGraphicFramePr>
@@ -14628,7 +14702,7 @@
                   <pic:spPr>
                     <a:xfrm>
                       <a:off x="0" y="0"/>
-                      <a:ext cx="6120130" cy="3640455"/>
+                      <a:ext cx="4788653" cy="3656826"/>
                     </a:xfrm>
                     <a:prstGeom prst="rect">
                       <a:avLst/>
@@ -14653,67 +14727,13 @@
       </w:pPr>
       <w:r>
         <w:rPr>
-          <w:rFonts w:hint="eastAsia"/>
-          <w:b/>
-          <w:bCs/>
-          <w:color w:val="1F3A5F"/>
-          <w:sz w:val="26"/>
-          <w:szCs w:val="26"/>
-        </w:rPr>
-        <w:t>P</w:t>
-      </w:r>
-      <w:r>
-        <w:rPr>
-          <w:b/>
-          <w:bCs/>
-          <w:color w:val="1F3A5F"/>
-          <w:sz w:val="26"/>
-          <w:szCs w:val="26"/>
-        </w:rPr>
-        <w:t>roxy(</w:t>
-      </w:r>
-      <w:r>
-        <w:rPr>
-          <w:rFonts w:hint="eastAsia"/>
-          <w:b/>
-          <w:bCs/>
-          <w:color w:val="1F3A5F"/>
-          <w:sz w:val="26"/>
-          <w:szCs w:val="26"/>
-        </w:rPr>
-        <w:t>프록시)란 무엇인가?</w:t>
-      </w:r>
-    </w:p>
-    <w:p>
-      <w:r>
-        <w:rPr>
-          <w:rFonts w:hint="eastAsia"/>
-        </w:rPr>
-        <w:t>프록시란</w:t>
-      </w:r>
-      <w:r>
-        <w:t xml:space="preserve"> 클라이언트(브라우저)와 서버(웹서버) 사이에서 중간자 역할을 수행하는 도구이다.</w:t>
-      </w:r>
-    </w:p>
-    <w:p>
-      <w:pPr>
-        <w:rPr>
-          <w:b/>
-          <w:bCs/>
-          <w:color w:val="1F3A5F"/>
-          <w:sz w:val="26"/>
-          <w:szCs w:val="26"/>
-        </w:rPr>
-      </w:pPr>
-      <w:r>
-        <w:rPr>
           <w:noProof/>
         </w:rPr>
         <w:drawing>
-          <wp:inline distT="0" distB="0" distL="0" distR="0" wp14:anchorId="777F858D" wp14:editId="29DC098F">
-            <wp:extent cx="6120130" cy="1511300"/>
-            <wp:effectExtent l="0" t="0" r="0" b="0"/>
-            <wp:docPr id="17" name="그림 17"/>
+          <wp:inline distT="0" distB="0" distL="0" distR="0" wp14:anchorId="54F7B669" wp14:editId="40E7FBF2">
+            <wp:extent cx="5038725" cy="3857725"/>
+            <wp:effectExtent l="0" t="0" r="0" b="9525"/>
+            <wp:docPr id="12" name="그림 12"/>
             <wp:cNvGraphicFramePr>
               <a:graphicFrameLocks xmlns:a="http://schemas.openxmlformats.org/drawingml/2006/main" noChangeAspect="1"/>
             </wp:cNvGraphicFramePr>
@@ -14733,7 +14753,7 @@
                   <pic:spPr>
                     <a:xfrm>
                       <a:off x="0" y="0"/>
-                      <a:ext cx="6120130" cy="1511300"/>
+                      <a:ext cx="5045030" cy="3862552"/>
                     </a:xfrm>
                     <a:prstGeom prst="rect">
                       <a:avLst/>
@@ -14746,94 +14766,6 @@
         </w:drawing>
       </w:r>
     </w:p>
-    <w:p/>
-    <w:p>
-      <w:r>
-        <w:t>Burp Suite의 Proxy 기능을 통해 사용자는 브라우저와 웹서버 사이에 오가는 모든 트래픽(HTTP/HTTPS 요청/응답)을 가로채고 분석할 수 있다.</w:t>
-      </w:r>
-    </w:p>
-    <w:p/>
-    <w:p>
-      <w:r>
-        <w:rPr>
-          <w:rFonts w:hint="eastAsia"/>
-        </w:rPr>
-        <w:t>예시</w:t>
-      </w:r>
-      <w:r>
-        <w:t>)</w:t>
-      </w:r>
-    </w:p>
-    <w:p>
-      <w:r>
-        <w:rPr>
-          <w:rFonts w:hint="eastAsia"/>
-        </w:rPr>
-        <w:t>사용자가</w:t>
-      </w:r>
-      <w:r>
-        <w:t xml:space="preserve"> 로그인 폼에 아이디/비밀번호를 입력하고 서버로 전송할 때(프록시 연결 상태)</w:t>
-      </w:r>
-    </w:p>
-    <w:p/>
-    <w:p>
-      <w:r>
-        <w:t>1. 브라우저는 이 요청을 프록시에 전달한다.</w:t>
-      </w:r>
-    </w:p>
-    <w:p>
-      <w:r>
-        <w:t>2. 프록시는 요청 내용을 받아 사용자가 내용을 확인하거나 수정할 수 있도록 인터페이스로 보여준다.</w:t>
-      </w:r>
-    </w:p>
-    <w:p>
-      <w:r>
-        <w:t>3. 이후 사용자가 수정된 요청이 서버로 전송된다</w:t>
-      </w:r>
-      <w:r>
-        <w:rPr>
-          <w:rFonts w:hint="eastAsia"/>
-        </w:rPr>
-        <w:t>.</w:t>
-      </w:r>
-      <w:r>
-        <w:t xml:space="preserve"> ( 수정 </w:t>
-      </w:r>
-      <w:r>
-        <w:rPr>
-          <w:rFonts w:hint="eastAsia"/>
-        </w:rPr>
-        <w:t>하지 않으면</w:t>
-      </w:r>
-      <w:r>
-        <w:t xml:space="preserve"> 그대로 전송됨</w:t>
-      </w:r>
-      <w:r>
-        <w:rPr>
-          <w:rFonts w:hint="eastAsia"/>
-        </w:rPr>
-        <w:t xml:space="preserve"> </w:t>
-      </w:r>
-      <w:r>
-        <w:t>)</w:t>
-      </w:r>
-    </w:p>
-    <w:p>
-      <w:r>
-        <w:t>4. 서버의 응답 또한 프록시를 거쳐 브라우저로 전달되고, 이 응답 또한 분석하거나 조작할 수 있다.</w:t>
-      </w:r>
-    </w:p>
-    <w:p>
-      <w:r>
-        <w:rPr>
-          <w:rFonts w:hint="eastAsia"/>
-        </w:rPr>
-        <w:t>하지만</w:t>
-      </w:r>
-      <w:r>
-        <w:t>, 브라우저가 Burp Suite를 통해 통신하도록 하려면 프록시 설정을 수동으로 지정하거나 Burp의 인증서를 설치해야 정상적으로 HTTPS 트래픽도 처리 할 수 있다.</w:t>
-      </w:r>
-    </w:p>
     <w:p>
       <w:pPr>
         <w:rPr>
@@ -14844,7 +14776,9 @@
           <w:szCs w:val="26"/>
         </w:rPr>
       </w:pPr>
-      <w:r>
+    </w:p>
+    <w:p>
+      <w:pPr>
         <w:rPr>
           <w:b/>
           <w:bCs/>
@@ -14852,88 +14786,17 @@
           <w:sz w:val="26"/>
           <w:szCs w:val="26"/>
         </w:rPr>
-        <w:br w:type="page"/>
-      </w:r>
-      <w:r>
-        <w:rPr>
-          <w:rFonts w:hint="eastAsia"/>
-          <w:b/>
-          <w:bCs/>
-          <w:color w:val="1F3A5F"/>
-          <w:sz w:val="26"/>
-          <w:szCs w:val="26"/>
+      </w:pPr>
+      <w:r>
+        <w:rPr>
+          <w:noProof/>
         </w:rPr>
         <w:lastRenderedPageBreak/>
-        <w:t>P</w:t>
-      </w:r>
-      <w:r>
-        <w:rPr>
-          <w:b/>
-          <w:bCs/>
-          <w:color w:val="1F3A5F"/>
-          <w:sz w:val="26"/>
-          <w:szCs w:val="26"/>
-        </w:rPr>
-        <w:t xml:space="preserve">roxy </w:t>
-      </w:r>
-      <w:r>
-        <w:rPr>
-          <w:rFonts w:hint="eastAsia"/>
-          <w:b/>
-          <w:bCs/>
-          <w:color w:val="1F3A5F"/>
-          <w:sz w:val="26"/>
-          <w:szCs w:val="26"/>
-        </w:rPr>
-        <w:t>설정하기</w:t>
-      </w:r>
-    </w:p>
-    <w:p>
-      <w:pPr>
-        <w:rPr>
-          <w:b/>
-          <w:bCs/>
-          <w:color w:val="1F3A5F"/>
-          <w:sz w:val="26"/>
-          <w:szCs w:val="26"/>
-        </w:rPr>
-      </w:pPr>
-      <w:r>
-        <w:rPr>
-          <w:b/>
-          <w:bCs/>
-          <w:color w:val="1F3A5F"/>
-          <w:sz w:val="26"/>
-          <w:szCs w:val="26"/>
-        </w:rPr>
-        <w:t>Proxy listeners 란?</w:t>
-      </w:r>
-    </w:p>
-    <w:p>
-      <w:r>
-        <w:t>Burp Suite는 프록시(중간자)로 작동하면서 브라우저와 웹 서버 사이의 HTTP/HTTPS 요청/응답을 가로채기 위해 프록시 리스너(listener) 를 사용한다. 즉, 브라우저가 자동으로 Burp로 통신하는 것이 아니라 브라우저의 프록시 설정을 수동으로 지정해야, 트래픽이 Burp로 전달된다.</w:t>
-      </w:r>
-    </w:p>
-    <w:p/>
-    <w:p>
-      <w:pPr>
-        <w:rPr>
-          <w:b/>
-          <w:bCs/>
-          <w:color w:val="1F3A5F"/>
-          <w:sz w:val="26"/>
-          <w:szCs w:val="26"/>
-        </w:rPr>
-      </w:pPr>
-      <w:r>
-        <w:rPr>
-          <w:noProof/>
-        </w:rPr>
         <w:drawing>
-          <wp:inline distT="0" distB="0" distL="0" distR="0" wp14:anchorId="055AFF8B" wp14:editId="1F944383">
-            <wp:extent cx="6120130" cy="1568450"/>
-            <wp:effectExtent l="0" t="0" r="0" b="0"/>
-            <wp:docPr id="18" name="그림 18"/>
+          <wp:inline distT="0" distB="0" distL="0" distR="0" wp14:anchorId="572A0029" wp14:editId="089CC0D0">
+            <wp:extent cx="5021324" cy="3305175"/>
+            <wp:effectExtent l="0" t="0" r="8255" b="0"/>
+            <wp:docPr id="13" name="그림 13"/>
             <wp:cNvGraphicFramePr>
               <a:graphicFrameLocks xmlns:a="http://schemas.openxmlformats.org/drawingml/2006/main" noChangeAspect="1"/>
             </wp:cNvGraphicFramePr>
@@ -14953,7 +14816,7 @@
                   <pic:spPr>
                     <a:xfrm>
                       <a:off x="0" y="0"/>
-                      <a:ext cx="6120130" cy="1568450"/>
+                      <a:ext cx="5028141" cy="3309662"/>
                     </a:xfrm>
                     <a:prstGeom prst="rect">
                       <a:avLst/>
@@ -14968,188 +14831,72 @@
     </w:p>
     <w:p>
       <w:pPr>
-        <w:pStyle w:val="a4"/>
-        <w:numPr>
-          <w:ilvl w:val="0"/>
-          <w:numId w:val="7"/>
-        </w:numPr>
-        <w:rPr>
-          <w:b/>
-          <w:bCs/>
+        <w:pStyle w:val="2"/>
+        <w:rPr>
+          <w:b w:val="0"/>
+          <w:bCs w:val="0"/>
+        </w:rPr>
+      </w:pPr>
+      <w:r>
+        <w:rPr>
+          <w:rFonts w:hint="eastAsia"/>
+          <w:b w:val="0"/>
+          <w:bCs w:val="0"/>
+        </w:rPr>
+        <w:t>B</w:t>
+      </w:r>
+      <w:r>
+        <w:rPr>
+          <w:b w:val="0"/>
+          <w:bCs w:val="0"/>
+        </w:rPr>
+        <w:t>urp Suite</w:t>
+      </w:r>
+      <w:r>
+        <w:rPr>
+          <w:rFonts w:hint="eastAsia"/>
+          <w:b w:val="0"/>
+          <w:bCs w:val="0"/>
+        </w:rPr>
+        <w:t>설정하기</w:t>
+      </w:r>
+    </w:p>
+    <w:p>
+      <w:pPr>
+        <w:rPr>
           <w:color w:val="1F3A5F"/>
-          <w:sz w:val="22"/>
-          <w:szCs w:val="22"/>
-        </w:rPr>
-      </w:pPr>
-      <w:r>
-        <w:rPr>
-          <w:b/>
-          <w:bCs/>
+          <w:sz w:val="26"/>
+          <w:szCs w:val="26"/>
+        </w:rPr>
+      </w:pPr>
+      <w:r>
+        <w:rPr>
           <w:color w:val="1F3A5F"/>
-          <w:sz w:val="22"/>
-          <w:szCs w:val="22"/>
-        </w:rPr>
-        <w:t>SpringBoot</w:t>
+          <w:sz w:val="26"/>
+          <w:szCs w:val="26"/>
+        </w:rPr>
+        <w:t xml:space="preserve">맨 오른쪽 상단에 settings → User Inteface → Display ( </w:t>
       </w:r>
       <w:r>
         <w:rPr>
           <w:rFonts w:hint="eastAsia"/>
-          <w:b/>
-          <w:bCs/>
           <w:color w:val="1F3A5F"/>
-          <w:sz w:val="22"/>
-          <w:szCs w:val="22"/>
-        </w:rPr>
-        <w:t xml:space="preserve">의 </w:t>
-      </w:r>
-      <w:r>
-        <w:rPr>
-          <w:b/>
-          <w:bCs/>
-          <w:color w:val="1F3A5F"/>
-          <w:sz w:val="22"/>
-          <w:szCs w:val="22"/>
-        </w:rPr>
-        <w:t>Tomcat</w:t>
-      </w:r>
-      <w:r>
-        <w:rPr>
-          <w:rFonts w:hint="eastAsia"/>
-          <w:b/>
-          <w:bCs/>
-          <w:color w:val="1F3A5F"/>
-          <w:sz w:val="22"/>
-          <w:szCs w:val="22"/>
-        </w:rPr>
-        <w:t xml:space="preserve">의 포트번호 </w:t>
-      </w:r>
-      <w:r>
-        <w:rPr>
-          <w:b/>
-          <w:bCs/>
-          <w:color w:val="1F3A5F"/>
-          <w:sz w:val="22"/>
-          <w:szCs w:val="22"/>
-        </w:rPr>
-        <w:t xml:space="preserve">8080과 </w:t>
-      </w:r>
-      <w:r>
-        <w:rPr>
-          <w:rFonts w:hint="eastAsia"/>
-          <w:b/>
-          <w:bCs/>
-          <w:color w:val="1F3A5F"/>
-          <w:sz w:val="22"/>
-          <w:szCs w:val="22"/>
-        </w:rPr>
-        <w:t>겹침</w:t>
-      </w:r>
-    </w:p>
-    <w:p>
-      <w:pPr>
-        <w:rPr>
-          <w:b/>
-          <w:bCs/>
-          <w:color w:val="1F3A5F"/>
-          <w:sz w:val="22"/>
-          <w:szCs w:val="22"/>
-        </w:rPr>
-      </w:pPr>
-    </w:p>
-    <w:p>
-      <w:pPr>
-        <w:rPr>
-          <w:b/>
-          <w:bCs/>
-          <w:color w:val="1F3A5F"/>
-          <w:sz w:val="22"/>
-          <w:szCs w:val="22"/>
-        </w:rPr>
-      </w:pPr>
-      <w:r>
-        <w:rPr>
-          <w:rFonts w:hint="eastAsia"/>
-          <w:b/>
-          <w:bCs/>
-          <w:color w:val="1F3A5F"/>
-          <w:sz w:val="22"/>
-          <w:szCs w:val="22"/>
-        </w:rPr>
-        <w:t>L</w:t>
-      </w:r>
-      <w:r>
-        <w:rPr>
-          <w:b/>
-          <w:bCs/>
-          <w:color w:val="1F3A5F"/>
-          <w:sz w:val="22"/>
-          <w:szCs w:val="22"/>
-        </w:rPr>
-        <w:t>istener(</w:t>
-      </w:r>
-      <w:r>
-        <w:rPr>
-          <w:rFonts w:hint="eastAsia"/>
-          <w:b/>
-          <w:bCs/>
-          <w:color w:val="1F3A5F"/>
-          <w:sz w:val="22"/>
-          <w:szCs w:val="22"/>
-        </w:rPr>
-        <w:t>리스너)</w:t>
-      </w:r>
-      <w:r>
-        <w:rPr>
-          <w:b/>
-          <w:bCs/>
-          <w:color w:val="1F3A5F"/>
-          <w:sz w:val="22"/>
-          <w:szCs w:val="22"/>
-        </w:rPr>
-        <w:t xml:space="preserve"> </w:t>
-      </w:r>
-      <w:r>
-        <w:rPr>
-          <w:rFonts w:hint="eastAsia"/>
-          <w:b/>
-          <w:bCs/>
-          <w:color w:val="1F3A5F"/>
-          <w:sz w:val="22"/>
-          <w:szCs w:val="22"/>
-        </w:rPr>
-        <w:t>추가하기</w:t>
-      </w:r>
-    </w:p>
-    <w:p>
-      <w:r>
-        <w:rPr>
-          <w:rFonts w:hint="eastAsia"/>
-        </w:rPr>
-        <w:t>리스너에서</w:t>
-      </w:r>
-      <w:r>
-        <w:t xml:space="preserve"> 추가버튼(add)를 클릭하게 되면 위와 같은 인터페이스가 뜨는데 Bind to port에 지정할 포트를 입력하면 된다.</w:t>
-      </w:r>
-    </w:p>
-    <w:p>
-      <w:pPr>
-        <w:rPr>
-          <w:b/>
-          <w:bCs/>
-          <w:color w:val="1F3A5F"/>
-          <w:sz w:val="22"/>
-          <w:szCs w:val="22"/>
-        </w:rPr>
-      </w:pPr>
+          <w:sz w:val="26"/>
+          <w:szCs w:val="26"/>
+        </w:rPr>
+        <w:t>글씨 크기 설정 )</w:t>
+      </w:r>
+    </w:p>
+    <w:p>
       <w:r>
         <w:rPr>
           <w:noProof/>
         </w:rPr>
         <w:drawing>
-          <wp:inline distT="0" distB="0" distL="0" distR="0" wp14:anchorId="694A61F2" wp14:editId="55BBDCC8">
-            <wp:extent cx="6120130" cy="3048000"/>
+          <wp:inline distT="0" distB="0" distL="0" distR="0" wp14:anchorId="7591123E" wp14:editId="56CF64B2">
+            <wp:extent cx="6120130" cy="1018540"/>
             <wp:effectExtent l="0" t="0" r="0" b="0"/>
-            <wp:docPr id="19" name="그림 19"/>
+            <wp:docPr id="14" name="그림 14"/>
             <wp:cNvGraphicFramePr>
               <a:graphicFrameLocks xmlns:a="http://schemas.openxmlformats.org/drawingml/2006/main" noChangeAspect="1"/>
             </wp:cNvGraphicFramePr>
@@ -15169,7 +14916,7 @@
                   <pic:spPr>
                     <a:xfrm>
                       <a:off x="0" y="0"/>
-                      <a:ext cx="6120130" cy="3048000"/>
+                      <a:ext cx="6120130" cy="1018540"/>
                     </a:xfrm>
                     <a:prstGeom prst="rect">
                       <a:avLst/>
@@ -15182,105 +14929,17 @@
         </w:drawing>
       </w:r>
     </w:p>
-    <w:p>
-      <w:pPr>
-        <w:rPr>
-          <w:b/>
-          <w:bCs/>
-          <w:color w:val="1F3A5F"/>
-          <w:sz w:val="22"/>
-          <w:szCs w:val="22"/>
-        </w:rPr>
-      </w:pPr>
-    </w:p>
-    <w:p>
-      <w:pPr>
-        <w:pStyle w:val="a4"/>
-        <w:numPr>
-          <w:ilvl w:val="0"/>
-          <w:numId w:val="8"/>
-        </w:numPr>
-      </w:pPr>
-      <w:r>
-        <w:t>Loopback only란?</w:t>
-      </w:r>
-    </w:p>
-    <w:p>
-      <w:r>
-        <w:rPr>
-          <w:rFonts w:hint="eastAsia"/>
-        </w:rPr>
-        <w:t>오직</w:t>
-      </w:r>
-      <w:r>
-        <w:t xml:space="preserve"> 자기 컴퓨터에서만 접속 가능하게 설정</w:t>
-      </w:r>
-    </w:p>
-    <w:p>
-      <w:r>
-        <w:t>- 자기 자신의 브라우저 트래픽만 캡처 가능</w:t>
-      </w:r>
-    </w:p>
-    <w:p>
-      <w:pPr>
-        <w:pStyle w:val="a4"/>
-        <w:numPr>
-          <w:ilvl w:val="0"/>
-          <w:numId w:val="8"/>
-        </w:numPr>
-      </w:pPr>
-      <w:r>
-        <w:t>All interfaces란?</w:t>
-      </w:r>
-    </w:p>
-    <w:p>
-      <w:r>
-        <w:rPr>
-          <w:rFonts w:hint="eastAsia"/>
-        </w:rPr>
-        <w:t>내</w:t>
-      </w:r>
-      <w:r>
-        <w:t xml:space="preserve"> 컴퓨터의 모든 IP로 바인딩 가능하게 설정</w:t>
-      </w:r>
-    </w:p>
-    <w:p>
-      <w:r>
-        <w:t>- 같은 네트워크(같은 와이파이)의 다른 기기에서도 접속 가능</w:t>
-      </w:r>
-    </w:p>
-    <w:p>
-      <w:r>
-        <w:lastRenderedPageBreak/>
-        <w:t>- 예를 들어, 핸드폰이나 다른 노트북으로도 Burp 프록시 사용 가능</w:t>
-      </w:r>
-    </w:p>
-    <w:p>
-      <w:pPr>
-        <w:pStyle w:val="2"/>
-      </w:pPr>
-      <w:r>
-        <w:rPr>
-          <w:rFonts w:hint="eastAsia"/>
-        </w:rPr>
-        <w:t>윈도우에서 프록시 설정하는 법</w:t>
-      </w:r>
-    </w:p>
-    <w:p>
-      <w:r>
-        <w:t>Windows 설정 → 네트워크 및 인터넷 → 프록시</w:t>
-      </w:r>
-    </w:p>
+    <w:p/>
     <w:p>
       <w:r>
         <w:rPr>
           <w:noProof/>
         </w:rPr>
         <w:drawing>
-          <wp:inline distT="0" distB="0" distL="0" distR="0" wp14:anchorId="45BAC75F" wp14:editId="4DB96783">
-            <wp:extent cx="6120130" cy="1847850"/>
-            <wp:effectExtent l="0" t="0" r="0" b="0"/>
-            <wp:docPr id="21" name="그림 21"/>
+          <wp:inline distT="0" distB="0" distL="0" distR="0" wp14:anchorId="50EAA545" wp14:editId="3EEA645C">
+            <wp:extent cx="6120130" cy="3233420"/>
+            <wp:effectExtent l="0" t="0" r="0" b="5080"/>
+            <wp:docPr id="15" name="그림 15"/>
             <wp:cNvGraphicFramePr>
               <a:graphicFrameLocks xmlns:a="http://schemas.openxmlformats.org/drawingml/2006/main" noChangeAspect="1"/>
             </wp:cNvGraphicFramePr>
@@ -15300,7 +14959,7 @@
                   <pic:spPr>
                     <a:xfrm>
                       <a:off x="0" y="0"/>
-                      <a:ext cx="6120130" cy="1847850"/>
+                      <a:ext cx="6120130" cy="3233420"/>
                     </a:xfrm>
                     <a:prstGeom prst="rect">
                       <a:avLst/>
@@ -15315,13 +14974,68 @@
     </w:p>
     <w:p>
       <w:r>
+        <w:br w:type="page"/>
+      </w:r>
+    </w:p>
+    <w:p>
+      <w:pPr>
+        <w:rPr>
+          <w:color w:val="1F3A5F"/>
+          <w:sz w:val="26"/>
+          <w:szCs w:val="26"/>
+        </w:rPr>
+      </w:pPr>
+      <w:r>
+        <w:rPr>
+          <w:color w:val="1F3A5F"/>
+          <w:sz w:val="26"/>
+          <w:szCs w:val="26"/>
+        </w:rPr>
+        <w:lastRenderedPageBreak/>
+        <w:t xml:space="preserve">settings → User Inteface → </w:t>
+      </w:r>
+      <w:r>
         <w:rPr>
           <w:rFonts w:hint="eastAsia"/>
-        </w:rPr>
-        <w:t>수동</w:t>
-      </w:r>
-      <w:r>
-        <w:t xml:space="preserve"> 프록시 설정을 켜주게 되면</w:t>
+          <w:color w:val="1F3A5F"/>
+          <w:sz w:val="26"/>
+          <w:szCs w:val="26"/>
+        </w:rPr>
+        <w:t>M</w:t>
+      </w:r>
+      <w:r>
+        <w:rPr>
+          <w:color w:val="1F3A5F"/>
+          <w:sz w:val="26"/>
+          <w:szCs w:val="26"/>
+        </w:rPr>
+        <w:t xml:space="preserve">essage editor ( </w:t>
+      </w:r>
+      <w:r>
+        <w:rPr>
+          <w:rFonts w:hint="eastAsia"/>
+          <w:color w:val="1F3A5F"/>
+          <w:sz w:val="26"/>
+          <w:szCs w:val="26"/>
+        </w:rPr>
+        <w:t xml:space="preserve">폰트와 </w:t>
+      </w:r>
+      <w:r>
+        <w:rPr>
+          <w:color w:val="1F3A5F"/>
+          <w:sz w:val="26"/>
+          <w:szCs w:val="26"/>
+        </w:rPr>
+        <w:t>UTF-8</w:t>
+      </w:r>
+      <w:r>
+        <w:rPr>
+          <w:rFonts w:hint="eastAsia"/>
+          <w:color w:val="1F3A5F"/>
+          <w:sz w:val="26"/>
+          <w:szCs w:val="26"/>
+        </w:rPr>
+        <w:t>로 한글 설정)</w:t>
       </w:r>
     </w:p>
     <w:p>
@@ -15330,10 +15044,10 @@
           <w:noProof/>
         </w:rPr>
         <w:drawing>
-          <wp:inline distT="0" distB="0" distL="0" distR="0" wp14:anchorId="13A125D3" wp14:editId="5927CC33">
-            <wp:extent cx="4267200" cy="3746810"/>
-            <wp:effectExtent l="0" t="0" r="0" b="6350"/>
-            <wp:docPr id="22" name="그림 22"/>
+          <wp:inline distT="0" distB="0" distL="0" distR="0" wp14:anchorId="5C1267E3" wp14:editId="0FDE28E6">
+            <wp:extent cx="6120130" cy="3640455"/>
+            <wp:effectExtent l="0" t="0" r="0" b="0"/>
+            <wp:docPr id="16" name="그림 16"/>
             <wp:cNvGraphicFramePr>
               <a:graphicFrameLocks xmlns:a="http://schemas.openxmlformats.org/drawingml/2006/main" noChangeAspect="1"/>
             </wp:cNvGraphicFramePr>
@@ -15353,6 +15067,731 @@
                   <pic:spPr>
                     <a:xfrm>
                       <a:off x="0" y="0"/>
+                      <a:ext cx="6120130" cy="3640455"/>
+                    </a:xfrm>
+                    <a:prstGeom prst="rect">
+                      <a:avLst/>
+                    </a:prstGeom>
+                  </pic:spPr>
+                </pic:pic>
+              </a:graphicData>
+            </a:graphic>
+          </wp:inline>
+        </w:drawing>
+      </w:r>
+    </w:p>
+    <w:p>
+      <w:pPr>
+        <w:rPr>
+          <w:b/>
+          <w:bCs/>
+          <w:color w:val="1F3A5F"/>
+          <w:sz w:val="26"/>
+          <w:szCs w:val="26"/>
+        </w:rPr>
+      </w:pPr>
+      <w:r>
+        <w:rPr>
+          <w:rFonts w:hint="eastAsia"/>
+          <w:b/>
+          <w:bCs/>
+          <w:color w:val="1F3A5F"/>
+          <w:sz w:val="26"/>
+          <w:szCs w:val="26"/>
+        </w:rPr>
+        <w:t>P</w:t>
+      </w:r>
+      <w:r>
+        <w:rPr>
+          <w:b/>
+          <w:bCs/>
+          <w:color w:val="1F3A5F"/>
+          <w:sz w:val="26"/>
+          <w:szCs w:val="26"/>
+        </w:rPr>
+        <w:t>roxy(</w:t>
+      </w:r>
+      <w:r>
+        <w:rPr>
+          <w:rFonts w:hint="eastAsia"/>
+          <w:b/>
+          <w:bCs/>
+          <w:color w:val="1F3A5F"/>
+          <w:sz w:val="26"/>
+          <w:szCs w:val="26"/>
+        </w:rPr>
+        <w:t>프록시)란 무엇인가?</w:t>
+      </w:r>
+    </w:p>
+    <w:p>
+      <w:r>
+        <w:rPr>
+          <w:rFonts w:hint="eastAsia"/>
+        </w:rPr>
+        <w:t>프록시란</w:t>
+      </w:r>
+      <w:r>
+        <w:t xml:space="preserve"> 클라이언트(브라우저)와 서버(웹서버) 사이에서 중간자 역할을 수행하는 도구이다.</w:t>
+      </w:r>
+    </w:p>
+    <w:p>
+      <w:pPr>
+        <w:rPr>
+          <w:b/>
+          <w:bCs/>
+          <w:color w:val="1F3A5F"/>
+          <w:sz w:val="26"/>
+          <w:szCs w:val="26"/>
+        </w:rPr>
+      </w:pPr>
+      <w:r>
+        <w:rPr>
+          <w:noProof/>
+        </w:rPr>
+        <w:drawing>
+          <wp:inline distT="0" distB="0" distL="0" distR="0" wp14:anchorId="777F858D" wp14:editId="29DC098F">
+            <wp:extent cx="6120130" cy="1511300"/>
+            <wp:effectExtent l="0" t="0" r="0" b="0"/>
+            <wp:docPr id="17" name="그림 17"/>
+            <wp:cNvGraphicFramePr>
+              <a:graphicFrameLocks xmlns:a="http://schemas.openxmlformats.org/drawingml/2006/main" noChangeAspect="1"/>
+            </wp:cNvGraphicFramePr>
+            <a:graphic xmlns:a="http://schemas.openxmlformats.org/drawingml/2006/main">
+              <a:graphicData uri="http://schemas.openxmlformats.org/drawingml/2006/picture">
+                <pic:pic xmlns:pic="http://schemas.openxmlformats.org/drawingml/2006/picture">
+                  <pic:nvPicPr>
+                    <pic:cNvPr id="1" name=""/>
+                    <pic:cNvPicPr/>
+                  </pic:nvPicPr>
+                  <pic:blipFill>
+                    <a:blip r:embed="rId27"/>
+                    <a:stretch>
+                      <a:fillRect/>
+                    </a:stretch>
+                  </pic:blipFill>
+                  <pic:spPr>
+                    <a:xfrm>
+                      <a:off x="0" y="0"/>
+                      <a:ext cx="6120130" cy="1511300"/>
+                    </a:xfrm>
+                    <a:prstGeom prst="rect">
+                      <a:avLst/>
+                    </a:prstGeom>
+                  </pic:spPr>
+                </pic:pic>
+              </a:graphicData>
+            </a:graphic>
+          </wp:inline>
+        </w:drawing>
+      </w:r>
+    </w:p>
+    <w:p/>
+    <w:p>
+      <w:r>
+        <w:t>Burp Suite의 Proxy 기능을 통해 사용자는 브라우저와 웹서버 사이에 오가는 모든 트래픽(HTTP/HTTPS 요청/응답)을 가로채고 분석할 수 있다.</w:t>
+      </w:r>
+    </w:p>
+    <w:p/>
+    <w:p>
+      <w:r>
+        <w:rPr>
+          <w:rFonts w:hint="eastAsia"/>
+        </w:rPr>
+        <w:t>예시</w:t>
+      </w:r>
+      <w:r>
+        <w:t>)</w:t>
+      </w:r>
+    </w:p>
+    <w:p>
+      <w:r>
+        <w:rPr>
+          <w:rFonts w:hint="eastAsia"/>
+        </w:rPr>
+        <w:t>사용자가</w:t>
+      </w:r>
+      <w:r>
+        <w:t xml:space="preserve"> 로그인 폼에 아이디/비밀번호를 입력하고 서버로 전송할 때(프록시 연결 상태)</w:t>
+      </w:r>
+    </w:p>
+    <w:p/>
+    <w:p>
+      <w:r>
+        <w:t>1. 브라우저는 이 요청을 프록시에 전달한다.</w:t>
+      </w:r>
+    </w:p>
+    <w:p>
+      <w:r>
+        <w:t>2. 프록시는 요청 내용을 받아 사용자가 내용을 확인하거나 수정할 수 있도록 인터페이스로 보여준다.</w:t>
+      </w:r>
+    </w:p>
+    <w:p>
+      <w:r>
+        <w:t>3. 이후 사용자가 수정된 요청이 서버로 전송된다</w:t>
+      </w:r>
+      <w:r>
+        <w:rPr>
+          <w:rFonts w:hint="eastAsia"/>
+        </w:rPr>
+        <w:t>.</w:t>
+      </w:r>
+      <w:r>
+        <w:t xml:space="preserve"> ( 수정 </w:t>
+      </w:r>
+      <w:r>
+        <w:rPr>
+          <w:rFonts w:hint="eastAsia"/>
+        </w:rPr>
+        <w:t>하지 않으면</w:t>
+      </w:r>
+      <w:r>
+        <w:t xml:space="preserve"> 그대로 전송됨</w:t>
+      </w:r>
+      <w:r>
+        <w:rPr>
+          <w:rFonts w:hint="eastAsia"/>
+        </w:rPr>
+        <w:t xml:space="preserve"> </w:t>
+      </w:r>
+      <w:r>
+        <w:t>)</w:t>
+      </w:r>
+    </w:p>
+    <w:p>
+      <w:r>
+        <w:t>4. 서버의 응답 또한 프록시를 거쳐 브라우저로 전달되고, 이 응답 또한 분석하거나 조작할 수 있다.</w:t>
+      </w:r>
+    </w:p>
+    <w:p>
+      <w:r>
+        <w:rPr>
+          <w:rFonts w:hint="eastAsia"/>
+        </w:rPr>
+        <w:t>하지만</w:t>
+      </w:r>
+      <w:r>
+        <w:t>, 브라우저가 Burp Suite를 통해 통신하도록 하려면 프록시 설정을 수동으로 지정하거나 Burp의 인증서를 설치해야 정상적으로 HTTPS 트래픽도 처리 할 수 있다.</w:t>
+      </w:r>
+    </w:p>
+    <w:p>
+      <w:pPr>
+        <w:rPr>
+          <w:b/>
+          <w:bCs/>
+          <w:color w:val="1F3A5F"/>
+          <w:sz w:val="26"/>
+          <w:szCs w:val="26"/>
+        </w:rPr>
+      </w:pPr>
+      <w:r>
+        <w:rPr>
+          <w:b/>
+          <w:bCs/>
+          <w:color w:val="1F3A5F"/>
+          <w:sz w:val="26"/>
+          <w:szCs w:val="26"/>
+        </w:rPr>
+        <w:br w:type="page"/>
+      </w:r>
+      <w:r>
+        <w:rPr>
+          <w:rFonts w:hint="eastAsia"/>
+          <w:b/>
+          <w:bCs/>
+          <w:color w:val="1F3A5F"/>
+          <w:sz w:val="26"/>
+          <w:szCs w:val="26"/>
+        </w:rPr>
+        <w:lastRenderedPageBreak/>
+        <w:t>P</w:t>
+      </w:r>
+      <w:r>
+        <w:rPr>
+          <w:b/>
+          <w:bCs/>
+          <w:color w:val="1F3A5F"/>
+          <w:sz w:val="26"/>
+          <w:szCs w:val="26"/>
+        </w:rPr>
+        <w:t xml:space="preserve">roxy </w:t>
+      </w:r>
+      <w:r>
+        <w:rPr>
+          <w:rFonts w:hint="eastAsia"/>
+          <w:b/>
+          <w:bCs/>
+          <w:color w:val="1F3A5F"/>
+          <w:sz w:val="26"/>
+          <w:szCs w:val="26"/>
+        </w:rPr>
+        <w:t>설정하기</w:t>
+      </w:r>
+    </w:p>
+    <w:p>
+      <w:pPr>
+        <w:rPr>
+          <w:b/>
+          <w:bCs/>
+          <w:color w:val="1F3A5F"/>
+          <w:sz w:val="26"/>
+          <w:szCs w:val="26"/>
+        </w:rPr>
+      </w:pPr>
+      <w:r>
+        <w:rPr>
+          <w:b/>
+          <w:bCs/>
+          <w:color w:val="1F3A5F"/>
+          <w:sz w:val="26"/>
+          <w:szCs w:val="26"/>
+        </w:rPr>
+        <w:t>Proxy listeners 란?</w:t>
+      </w:r>
+    </w:p>
+    <w:p>
+      <w:r>
+        <w:t>Burp Suite는 프록시(중간자)로 작동하면서 브라우저와 웹 서버 사이의 HTTP/HTTPS 요청/응답을 가로채기 위해 프록시 리스너(listener) 를 사용한다. 즉, 브라우저가 자동으로 Burp로 통신하는 것이 아니라 브라우저의 프록시 설정을 수동으로 지정해야, 트래픽이 Burp로 전달된다.</w:t>
+      </w:r>
+    </w:p>
+    <w:p/>
+    <w:p>
+      <w:pPr>
+        <w:rPr>
+          <w:b/>
+          <w:bCs/>
+          <w:color w:val="1F3A5F"/>
+          <w:sz w:val="26"/>
+          <w:szCs w:val="26"/>
+        </w:rPr>
+      </w:pPr>
+      <w:r>
+        <w:rPr>
+          <w:noProof/>
+        </w:rPr>
+        <w:drawing>
+          <wp:inline distT="0" distB="0" distL="0" distR="0" wp14:anchorId="055AFF8B" wp14:editId="1F944383">
+            <wp:extent cx="6120130" cy="1568450"/>
+            <wp:effectExtent l="0" t="0" r="0" b="0"/>
+            <wp:docPr id="18" name="그림 18"/>
+            <wp:cNvGraphicFramePr>
+              <a:graphicFrameLocks xmlns:a="http://schemas.openxmlformats.org/drawingml/2006/main" noChangeAspect="1"/>
+            </wp:cNvGraphicFramePr>
+            <a:graphic xmlns:a="http://schemas.openxmlformats.org/drawingml/2006/main">
+              <a:graphicData uri="http://schemas.openxmlformats.org/drawingml/2006/picture">
+                <pic:pic xmlns:pic="http://schemas.openxmlformats.org/drawingml/2006/picture">
+                  <pic:nvPicPr>
+                    <pic:cNvPr id="1" name=""/>
+                    <pic:cNvPicPr/>
+                  </pic:nvPicPr>
+                  <pic:blipFill>
+                    <a:blip r:embed="rId28"/>
+                    <a:stretch>
+                      <a:fillRect/>
+                    </a:stretch>
+                  </pic:blipFill>
+                  <pic:spPr>
+                    <a:xfrm>
+                      <a:off x="0" y="0"/>
+                      <a:ext cx="6120130" cy="1568450"/>
+                    </a:xfrm>
+                    <a:prstGeom prst="rect">
+                      <a:avLst/>
+                    </a:prstGeom>
+                  </pic:spPr>
+                </pic:pic>
+              </a:graphicData>
+            </a:graphic>
+          </wp:inline>
+        </w:drawing>
+      </w:r>
+    </w:p>
+    <w:p>
+      <w:pPr>
+        <w:pStyle w:val="a4"/>
+        <w:numPr>
+          <w:ilvl w:val="0"/>
+          <w:numId w:val="7"/>
+        </w:numPr>
+        <w:rPr>
+          <w:b/>
+          <w:bCs/>
+          <w:color w:val="1F3A5F"/>
+          <w:sz w:val="22"/>
+          <w:szCs w:val="22"/>
+        </w:rPr>
+      </w:pPr>
+      <w:r>
+        <w:rPr>
+          <w:b/>
+          <w:bCs/>
+          <w:color w:val="1F3A5F"/>
+          <w:sz w:val="22"/>
+          <w:szCs w:val="22"/>
+        </w:rPr>
+        <w:t>SpringBoot</w:t>
+      </w:r>
+      <w:r>
+        <w:rPr>
+          <w:rFonts w:hint="eastAsia"/>
+          <w:b/>
+          <w:bCs/>
+          <w:color w:val="1F3A5F"/>
+          <w:sz w:val="22"/>
+          <w:szCs w:val="22"/>
+        </w:rPr>
+        <w:t xml:space="preserve">의 </w:t>
+      </w:r>
+      <w:r>
+        <w:rPr>
+          <w:b/>
+          <w:bCs/>
+          <w:color w:val="1F3A5F"/>
+          <w:sz w:val="22"/>
+          <w:szCs w:val="22"/>
+        </w:rPr>
+        <w:t>Tomcat</w:t>
+      </w:r>
+      <w:r>
+        <w:rPr>
+          <w:rFonts w:hint="eastAsia"/>
+          <w:b/>
+          <w:bCs/>
+          <w:color w:val="1F3A5F"/>
+          <w:sz w:val="22"/>
+          <w:szCs w:val="22"/>
+        </w:rPr>
+        <w:t xml:space="preserve">의 포트번호 </w:t>
+      </w:r>
+      <w:r>
+        <w:rPr>
+          <w:b/>
+          <w:bCs/>
+          <w:color w:val="1F3A5F"/>
+          <w:sz w:val="22"/>
+          <w:szCs w:val="22"/>
+        </w:rPr>
+        <w:t xml:space="preserve">8080과 </w:t>
+      </w:r>
+      <w:r>
+        <w:rPr>
+          <w:rFonts w:hint="eastAsia"/>
+          <w:b/>
+          <w:bCs/>
+          <w:color w:val="1F3A5F"/>
+          <w:sz w:val="22"/>
+          <w:szCs w:val="22"/>
+        </w:rPr>
+        <w:t>겹침</w:t>
+      </w:r>
+    </w:p>
+    <w:p>
+      <w:pPr>
+        <w:rPr>
+          <w:b/>
+          <w:bCs/>
+          <w:color w:val="1F3A5F"/>
+          <w:sz w:val="22"/>
+          <w:szCs w:val="22"/>
+        </w:rPr>
+      </w:pPr>
+    </w:p>
+    <w:p>
+      <w:pPr>
+        <w:rPr>
+          <w:b/>
+          <w:bCs/>
+          <w:color w:val="1F3A5F"/>
+          <w:sz w:val="22"/>
+          <w:szCs w:val="22"/>
+        </w:rPr>
+      </w:pPr>
+      <w:r>
+        <w:rPr>
+          <w:rFonts w:hint="eastAsia"/>
+          <w:b/>
+          <w:bCs/>
+          <w:color w:val="1F3A5F"/>
+          <w:sz w:val="22"/>
+          <w:szCs w:val="22"/>
+        </w:rPr>
+        <w:t>L</w:t>
+      </w:r>
+      <w:r>
+        <w:rPr>
+          <w:b/>
+          <w:bCs/>
+          <w:color w:val="1F3A5F"/>
+          <w:sz w:val="22"/>
+          <w:szCs w:val="22"/>
+        </w:rPr>
+        <w:t>istener(</w:t>
+      </w:r>
+      <w:r>
+        <w:rPr>
+          <w:rFonts w:hint="eastAsia"/>
+          <w:b/>
+          <w:bCs/>
+          <w:color w:val="1F3A5F"/>
+          <w:sz w:val="22"/>
+          <w:szCs w:val="22"/>
+        </w:rPr>
+        <w:t>리스너)</w:t>
+      </w:r>
+      <w:r>
+        <w:rPr>
+          <w:b/>
+          <w:bCs/>
+          <w:color w:val="1F3A5F"/>
+          <w:sz w:val="22"/>
+          <w:szCs w:val="22"/>
+        </w:rPr>
+        <w:t xml:space="preserve"> </w:t>
+      </w:r>
+      <w:r>
+        <w:rPr>
+          <w:rFonts w:hint="eastAsia"/>
+          <w:b/>
+          <w:bCs/>
+          <w:color w:val="1F3A5F"/>
+          <w:sz w:val="22"/>
+          <w:szCs w:val="22"/>
+        </w:rPr>
+        <w:t>추가하기</w:t>
+      </w:r>
+    </w:p>
+    <w:p>
+      <w:r>
+        <w:rPr>
+          <w:rFonts w:hint="eastAsia"/>
+        </w:rPr>
+        <w:t>리스너에서</w:t>
+      </w:r>
+      <w:r>
+        <w:t xml:space="preserve"> 추가버튼(add)를 클릭하게 되면 위와 같은 인터페이스가 뜨는데 Bind to port에 지정할 포트를 입력하면 된다.</w:t>
+      </w:r>
+    </w:p>
+    <w:p>
+      <w:pPr>
+        <w:rPr>
+          <w:b/>
+          <w:bCs/>
+          <w:color w:val="1F3A5F"/>
+          <w:sz w:val="22"/>
+          <w:szCs w:val="22"/>
+        </w:rPr>
+      </w:pPr>
+      <w:r>
+        <w:rPr>
+          <w:noProof/>
+        </w:rPr>
+        <w:drawing>
+          <wp:inline distT="0" distB="0" distL="0" distR="0" wp14:anchorId="694A61F2" wp14:editId="55BBDCC8">
+            <wp:extent cx="6120130" cy="3048000"/>
+            <wp:effectExtent l="0" t="0" r="0" b="0"/>
+            <wp:docPr id="19" name="그림 19"/>
+            <wp:cNvGraphicFramePr>
+              <a:graphicFrameLocks xmlns:a="http://schemas.openxmlformats.org/drawingml/2006/main" noChangeAspect="1"/>
+            </wp:cNvGraphicFramePr>
+            <a:graphic xmlns:a="http://schemas.openxmlformats.org/drawingml/2006/main">
+              <a:graphicData uri="http://schemas.openxmlformats.org/drawingml/2006/picture">
+                <pic:pic xmlns:pic="http://schemas.openxmlformats.org/drawingml/2006/picture">
+                  <pic:nvPicPr>
+                    <pic:cNvPr id="1" name=""/>
+                    <pic:cNvPicPr/>
+                  </pic:nvPicPr>
+                  <pic:blipFill>
+                    <a:blip r:embed="rId29"/>
+                    <a:stretch>
+                      <a:fillRect/>
+                    </a:stretch>
+                  </pic:blipFill>
+                  <pic:spPr>
+                    <a:xfrm>
+                      <a:off x="0" y="0"/>
+                      <a:ext cx="6120130" cy="3048000"/>
+                    </a:xfrm>
+                    <a:prstGeom prst="rect">
+                      <a:avLst/>
+                    </a:prstGeom>
+                  </pic:spPr>
+                </pic:pic>
+              </a:graphicData>
+            </a:graphic>
+          </wp:inline>
+        </w:drawing>
+      </w:r>
+    </w:p>
+    <w:p>
+      <w:pPr>
+        <w:rPr>
+          <w:b/>
+          <w:bCs/>
+          <w:color w:val="1F3A5F"/>
+          <w:sz w:val="22"/>
+          <w:szCs w:val="22"/>
+        </w:rPr>
+      </w:pPr>
+    </w:p>
+    <w:p>
+      <w:pPr>
+        <w:pStyle w:val="a4"/>
+        <w:numPr>
+          <w:ilvl w:val="0"/>
+          <w:numId w:val="8"/>
+        </w:numPr>
+      </w:pPr>
+      <w:r>
+        <w:t>Loopback only란?</w:t>
+      </w:r>
+    </w:p>
+    <w:p>
+      <w:r>
+        <w:rPr>
+          <w:rFonts w:hint="eastAsia"/>
+        </w:rPr>
+        <w:t>오직</w:t>
+      </w:r>
+      <w:r>
+        <w:t xml:space="preserve"> 자기 컴퓨터에서만 접속 가능하게 설정</w:t>
+      </w:r>
+    </w:p>
+    <w:p>
+      <w:r>
+        <w:t>- 자기 자신의 브라우저 트래픽만 캡처 가능</w:t>
+      </w:r>
+    </w:p>
+    <w:p>
+      <w:pPr>
+        <w:pStyle w:val="a4"/>
+        <w:numPr>
+          <w:ilvl w:val="0"/>
+          <w:numId w:val="8"/>
+        </w:numPr>
+      </w:pPr>
+      <w:r>
+        <w:t>All interfaces란?</w:t>
+      </w:r>
+    </w:p>
+    <w:p>
+      <w:r>
+        <w:rPr>
+          <w:rFonts w:hint="eastAsia"/>
+        </w:rPr>
+        <w:t>내</w:t>
+      </w:r>
+      <w:r>
+        <w:t xml:space="preserve"> 컴퓨터의 모든 IP로 바인딩 가능하게 설정</w:t>
+      </w:r>
+    </w:p>
+    <w:p>
+      <w:r>
+        <w:t>- 같은 네트워크(같은 와이파이)의 다른 기기에서도 접속 가능</w:t>
+      </w:r>
+    </w:p>
+    <w:p>
+      <w:r>
+        <w:lastRenderedPageBreak/>
+        <w:t>- 예를 들어, 핸드폰이나 다른 노트북으로도 Burp 프록시 사용 가능</w:t>
+      </w:r>
+    </w:p>
+    <w:p>
+      <w:pPr>
+        <w:pStyle w:val="2"/>
+      </w:pPr>
+      <w:r>
+        <w:rPr>
+          <w:rFonts w:hint="eastAsia"/>
+        </w:rPr>
+        <w:t>윈도우에서 프록시 설정하는 법</w:t>
+      </w:r>
+    </w:p>
+    <w:p>
+      <w:r>
+        <w:t>Windows 설정 → 네트워크 및 인터넷 → 프록시</w:t>
+      </w:r>
+    </w:p>
+    <w:p>
+      <w:r>
+        <w:rPr>
+          <w:noProof/>
+        </w:rPr>
+        <w:drawing>
+          <wp:inline distT="0" distB="0" distL="0" distR="0" wp14:anchorId="45BAC75F" wp14:editId="4DB96783">
+            <wp:extent cx="6120130" cy="1847850"/>
+            <wp:effectExtent l="0" t="0" r="0" b="0"/>
+            <wp:docPr id="21" name="그림 21"/>
+            <wp:cNvGraphicFramePr>
+              <a:graphicFrameLocks xmlns:a="http://schemas.openxmlformats.org/drawingml/2006/main" noChangeAspect="1"/>
+            </wp:cNvGraphicFramePr>
+            <a:graphic xmlns:a="http://schemas.openxmlformats.org/drawingml/2006/main">
+              <a:graphicData uri="http://schemas.openxmlformats.org/drawingml/2006/picture">
+                <pic:pic xmlns:pic="http://schemas.openxmlformats.org/drawingml/2006/picture">
+                  <pic:nvPicPr>
+                    <pic:cNvPr id="1" name=""/>
+                    <pic:cNvPicPr/>
+                  </pic:nvPicPr>
+                  <pic:blipFill>
+                    <a:blip r:embed="rId30"/>
+                    <a:stretch>
+                      <a:fillRect/>
+                    </a:stretch>
+                  </pic:blipFill>
+                  <pic:spPr>
+                    <a:xfrm>
+                      <a:off x="0" y="0"/>
+                      <a:ext cx="6120130" cy="1847850"/>
+                    </a:xfrm>
+                    <a:prstGeom prst="rect">
+                      <a:avLst/>
+                    </a:prstGeom>
+                  </pic:spPr>
+                </pic:pic>
+              </a:graphicData>
+            </a:graphic>
+          </wp:inline>
+        </w:drawing>
+      </w:r>
+    </w:p>
+    <w:p>
+      <w:r>
+        <w:rPr>
+          <w:rFonts w:hint="eastAsia"/>
+        </w:rPr>
+        <w:t>수동</w:t>
+      </w:r>
+      <w:r>
+        <w:t xml:space="preserve"> 프록시 설정을 켜주게 되면</w:t>
+      </w:r>
+    </w:p>
+    <w:p>
+      <w:r>
+        <w:rPr>
+          <w:noProof/>
+        </w:rPr>
+        <w:drawing>
+          <wp:inline distT="0" distB="0" distL="0" distR="0" wp14:anchorId="13A125D3" wp14:editId="5927CC33">
+            <wp:extent cx="4267200" cy="3746810"/>
+            <wp:effectExtent l="0" t="0" r="0" b="6350"/>
+            <wp:docPr id="22" name="그림 22"/>
+            <wp:cNvGraphicFramePr>
+              <a:graphicFrameLocks xmlns:a="http://schemas.openxmlformats.org/drawingml/2006/main" noChangeAspect="1"/>
+            </wp:cNvGraphicFramePr>
+            <a:graphic xmlns:a="http://schemas.openxmlformats.org/drawingml/2006/main">
+              <a:graphicData uri="http://schemas.openxmlformats.org/drawingml/2006/picture">
+                <pic:pic xmlns:pic="http://schemas.openxmlformats.org/drawingml/2006/picture">
+                  <pic:nvPicPr>
+                    <pic:cNvPr id="1" name=""/>
+                    <pic:cNvPicPr/>
+                  </pic:nvPicPr>
+                  <pic:blipFill>
+                    <a:blip r:embed="rId31"/>
+                    <a:stretch>
+                      <a:fillRect/>
+                    </a:stretch>
+                  </pic:blipFill>
+                  <pic:spPr>
+                    <a:xfrm>
+                      <a:off x="0" y="0"/>
                       <a:ext cx="4271554" cy="3750633"/>
                     </a:xfrm>
                     <a:prstGeom prst="rect">
@@ -15656,7 +16095,7 @@
     </w:p>
     <w:tbl>
       <w:tblPr>
-        <w:tblW w:w="9638" w:type="dxa"/>
+        <w:tblW w:w="8238" w:type="dxa"/>
         <w:tblBorders>
           <w:top w:val="single" w:sz="4" w:space="0" w:color="auto"/>
           <w:left w:val="single" w:sz="4" w:space="0" w:color="auto"/>
@@ -15670,7 +16109,6 @@
       <w:tblGrid>
         <w:gridCol w:w="2300"/>
         <w:gridCol w:w="3600"/>
-        <w:gridCol w:w="1400"/>
         <w:gridCol w:w="2338"/>
       </w:tblGrid>
       <w:tr>
@@ -15745,7 +16183,7 @@
         </w:tc>
         <w:tc>
           <w:tcPr>
-            <w:tcW w:w="1400" w:type="dxa"/>
+            <w:tcW w:w="2338" w:type="dxa"/>
             <w:tcBorders>
               <w:top w:val="single" w:sz="4" w:space="0" w:color="BFC9D4"/>
               <w:left w:val="single" w:sz="4" w:space="0" w:color="BFC9D4"/>
@@ -15764,6 +16202,8 @@
             <w:pPr>
               <w:spacing w:after="40" w:line="280" w:lineRule="auto"/>
             </w:pPr>
+            <w:bookmarkStart w:id="0" w:name="_GoBack"/>
+            <w:bookmarkEnd w:id="0"/>
             <w:r>
               <w:rPr>
                 <w:b/>
@@ -15772,39 +16212,6 @@
                 <w:sz w:val="19"/>
                 <w:szCs w:val="19"/>
               </w:rPr>
-              <w:t>오늘 쓰는가</w:t>
-            </w:r>
-          </w:p>
-        </w:tc>
-        <w:tc>
-          <w:tcPr>
-            <w:tcW w:w="2338" w:type="dxa"/>
-            <w:tcBorders>
-              <w:top w:val="single" w:sz="4" w:space="0" w:color="BFC9D4"/>
-              <w:left w:val="single" w:sz="4" w:space="0" w:color="BFC9D4"/>
-              <w:bottom w:val="single" w:sz="4" w:space="0" w:color="BFC9D4"/>
-              <w:right w:val="single" w:sz="4" w:space="0" w:color="BFC9D4"/>
-            </w:tcBorders>
-            <w:shd w:val="clear" w:color="auto" w:fill="1F3A5F"/>
-            <w:tcMar>
-              <w:top w:w="80" w:type="dxa"/>
-              <w:left w:w="120" w:type="dxa"/>
-              <w:bottom w:w="80" w:type="dxa"/>
-              <w:right w:w="120" w:type="dxa"/>
-            </w:tcMar>
-          </w:tcPr>
-          <w:p>
-            <w:pPr>
-              <w:spacing w:after="40" w:line="280" w:lineRule="auto"/>
-            </w:pPr>
-            <w:r>
-              <w:rPr>
-                <w:b/>
-                <w:bCs/>
-                <w:color w:val="FFFFFF"/>
-                <w:sz w:val="19"/>
-                <w:szCs w:val="19"/>
-              </w:rPr>
               <w:t>이후 수업</w:t>
             </w:r>
           </w:p>
@@ -15871,35 +16278,6 @@
         </w:tc>
         <w:tc>
           <w:tcPr>
-            <w:tcW w:w="1400" w:type="dxa"/>
-            <w:tcBorders>
-              <w:top w:val="single" w:sz="4" w:space="0" w:color="BFC9D4"/>
-              <w:left w:val="single" w:sz="4" w:space="0" w:color="BFC9D4"/>
-              <w:bottom w:val="single" w:sz="4" w:space="0" w:color="BFC9D4"/>
-              <w:right w:val="single" w:sz="4" w:space="0" w:color="BFC9D4"/>
-            </w:tcBorders>
-            <w:tcMar>
-              <w:top w:w="80" w:type="dxa"/>
-              <w:left w:w="120" w:type="dxa"/>
-              <w:bottom w:w="80" w:type="dxa"/>
-              <w:right w:w="120" w:type="dxa"/>
-            </w:tcMar>
-          </w:tcPr>
-          <w:p>
-            <w:pPr>
-              <w:spacing w:after="40" w:line="280" w:lineRule="auto"/>
-            </w:pPr>
-            <w:r>
-              <w:rPr>
-                <w:sz w:val="19"/>
-                <w:szCs w:val="19"/>
-              </w:rPr>
-              <w:t>사용</w:t>
-            </w:r>
-          </w:p>
-        </w:tc>
-        <w:tc>
-          <w:tcPr>
             <w:tcW w:w="2338" w:type="dxa"/>
             <w:tcBorders>
               <w:top w:val="single" w:sz="4" w:space="0" w:color="BFC9D4"/>
@@ -15989,35 +16367,6 @@
         </w:tc>
         <w:tc>
           <w:tcPr>
-            <w:tcW w:w="1400" w:type="dxa"/>
-            <w:tcBorders>
-              <w:top w:val="single" w:sz="4" w:space="0" w:color="BFC9D4"/>
-              <w:left w:val="single" w:sz="4" w:space="0" w:color="BFC9D4"/>
-              <w:bottom w:val="single" w:sz="4" w:space="0" w:color="BFC9D4"/>
-              <w:right w:val="single" w:sz="4" w:space="0" w:color="BFC9D4"/>
-            </w:tcBorders>
-            <w:tcMar>
-              <w:top w:w="80" w:type="dxa"/>
-              <w:left w:w="120" w:type="dxa"/>
-              <w:bottom w:w="80" w:type="dxa"/>
-              <w:right w:w="120" w:type="dxa"/>
-            </w:tcMar>
-          </w:tcPr>
-          <w:p>
-            <w:pPr>
-              <w:spacing w:after="40" w:line="280" w:lineRule="auto"/>
-            </w:pPr>
-            <w:r>
-              <w:rPr>
-                <w:sz w:val="19"/>
-                <w:szCs w:val="19"/>
-              </w:rPr>
-              <w:t>사용</w:t>
-            </w:r>
-          </w:p>
-        </w:tc>
-        <w:tc>
-          <w:tcPr>
             <w:tcW w:w="2338" w:type="dxa"/>
             <w:tcBorders>
               <w:top w:val="single" w:sz="4" w:space="0" w:color="BFC9D4"/>
@@ -16108,35 +16457,6 @@
         </w:tc>
         <w:tc>
           <w:tcPr>
-            <w:tcW w:w="1400" w:type="dxa"/>
-            <w:tcBorders>
-              <w:top w:val="single" w:sz="4" w:space="0" w:color="BFC9D4"/>
-              <w:left w:val="single" w:sz="4" w:space="0" w:color="BFC9D4"/>
-              <w:bottom w:val="single" w:sz="4" w:space="0" w:color="BFC9D4"/>
-              <w:right w:val="single" w:sz="4" w:space="0" w:color="BFC9D4"/>
-            </w:tcBorders>
-            <w:tcMar>
-              <w:top w:w="80" w:type="dxa"/>
-              <w:left w:w="120" w:type="dxa"/>
-              <w:bottom w:w="80" w:type="dxa"/>
-              <w:right w:w="120" w:type="dxa"/>
-            </w:tcMar>
-          </w:tcPr>
-          <w:p>
-            <w:pPr>
-              <w:spacing w:after="40" w:line="280" w:lineRule="auto"/>
-            </w:pPr>
-            <w:r>
-              <w:rPr>
-                <w:sz w:val="19"/>
-                <w:szCs w:val="19"/>
-              </w:rPr>
-              <w:t>사용</w:t>
-            </w:r>
-          </w:p>
-        </w:tc>
-        <w:tc>
-          <w:tcPr>
             <w:tcW w:w="2338" w:type="dxa"/>
             <w:tcBorders>
               <w:top w:val="single" w:sz="4" w:space="0" w:color="BFC9D4"/>
@@ -16226,35 +16546,6 @@
         </w:tc>
         <w:tc>
           <w:tcPr>
-            <w:tcW w:w="1400" w:type="dxa"/>
-            <w:tcBorders>
-              <w:top w:val="single" w:sz="4" w:space="0" w:color="BFC9D4"/>
-              <w:left w:val="single" w:sz="4" w:space="0" w:color="BFC9D4"/>
-              <w:bottom w:val="single" w:sz="4" w:space="0" w:color="BFC9D4"/>
-              <w:right w:val="single" w:sz="4" w:space="0" w:color="BFC9D4"/>
-            </w:tcBorders>
-            <w:tcMar>
-              <w:top w:w="80" w:type="dxa"/>
-              <w:left w:w="120" w:type="dxa"/>
-              <w:bottom w:w="80" w:type="dxa"/>
-              <w:right w:w="120" w:type="dxa"/>
-            </w:tcMar>
-          </w:tcPr>
-          <w:p>
-            <w:pPr>
-              <w:spacing w:after="40" w:line="280" w:lineRule="auto"/>
-            </w:pPr>
-            <w:r>
-              <w:rPr>
-                <w:sz w:val="19"/>
-                <w:szCs w:val="19"/>
-              </w:rPr>
-              <w:t>소개만</w:t>
-            </w:r>
-          </w:p>
-        </w:tc>
-        <w:tc>
-          <w:tcPr>
             <w:tcW w:w="2338" w:type="dxa"/>
             <w:tcBorders>
               <w:top w:val="single" w:sz="4" w:space="0" w:color="BFC9D4"/>
@@ -16344,35 +16635,6 @@
         </w:tc>
         <w:tc>
           <w:tcPr>
-            <w:tcW w:w="1400" w:type="dxa"/>
-            <w:tcBorders>
-              <w:top w:val="single" w:sz="4" w:space="0" w:color="BFC9D4"/>
-              <w:left w:val="single" w:sz="4" w:space="0" w:color="BFC9D4"/>
-              <w:bottom w:val="single" w:sz="4" w:space="0" w:color="BFC9D4"/>
-              <w:right w:val="single" w:sz="4" w:space="0" w:color="BFC9D4"/>
-            </w:tcBorders>
-            <w:tcMar>
-              <w:top w:w="80" w:type="dxa"/>
-              <w:left w:w="120" w:type="dxa"/>
-              <w:bottom w:w="80" w:type="dxa"/>
-              <w:right w:w="120" w:type="dxa"/>
-            </w:tcMar>
-          </w:tcPr>
-          <w:p>
-            <w:pPr>
-              <w:spacing w:after="40" w:line="280" w:lineRule="auto"/>
-            </w:pPr>
-            <w:r>
-              <w:rPr>
-                <w:sz w:val="19"/>
-                <w:szCs w:val="19"/>
-              </w:rPr>
-              <w:t>소개만</w:t>
-            </w:r>
-          </w:p>
-        </w:tc>
-        <w:tc>
-          <w:tcPr>
             <w:tcW w:w="2338" w:type="dxa"/>
             <w:tcBorders>
               <w:top w:val="single" w:sz="4" w:space="0" w:color="BFC9D4"/>
@@ -16457,35 +16719,6 @@
                 <w:szCs w:val="19"/>
               </w:rPr>
               <w:t>두 응답의 차이 비교</w:t>
-            </w:r>
-          </w:p>
-        </w:tc>
-        <w:tc>
-          <w:tcPr>
-            <w:tcW w:w="1400" w:type="dxa"/>
-            <w:tcBorders>
-              <w:top w:val="single" w:sz="4" w:space="0" w:color="BFC9D4"/>
-              <w:left w:val="single" w:sz="4" w:space="0" w:color="BFC9D4"/>
-              <w:bottom w:val="single" w:sz="4" w:space="0" w:color="BFC9D4"/>
-              <w:right w:val="single" w:sz="4" w:space="0" w:color="BFC9D4"/>
-            </w:tcBorders>
-            <w:tcMar>
-              <w:top w:w="80" w:type="dxa"/>
-              <w:left w:w="120" w:type="dxa"/>
-              <w:bottom w:w="80" w:type="dxa"/>
-              <w:right w:w="120" w:type="dxa"/>
-            </w:tcMar>
-          </w:tcPr>
-          <w:p>
-            <w:pPr>
-              <w:spacing w:after="40" w:line="280" w:lineRule="auto"/>
-            </w:pPr>
-            <w:r>
-              <w:rPr>
-                <w:sz w:val="19"/>
-                <w:szCs w:val="19"/>
-              </w:rPr>
-              <w:t>소개만</w:t>
             </w:r>
           </w:p>
         </w:tc>
@@ -16789,12 +17022,12 @@
       </w:r>
     </w:p>
     <w:sectPr>
-      <w:headerReference w:type="even" r:id="rId27"/>
-      <w:headerReference w:type="default" r:id="rId28"/>
-      <w:footerReference w:type="even" r:id="rId29"/>
-      <w:footerReference w:type="default" r:id="rId30"/>
-      <w:headerReference w:type="first" r:id="rId31"/>
-      <w:footerReference w:type="first" r:id="rId32"/>
+      <w:headerReference w:type="even" r:id="rId32"/>
+      <w:headerReference w:type="default" r:id="rId33"/>
+      <w:footerReference w:type="even" r:id="rId34"/>
+      <w:footerReference w:type="default" r:id="rId35"/>
+      <w:headerReference w:type="first" r:id="rId36"/>
+      <w:footerReference w:type="first" r:id="rId37"/>
       <w:pgSz w:w="11906" w:h="16838"/>
       <w:pgMar w:top="1134" w:right="1134" w:bottom="1134" w:left="1134" w:header="708" w:footer="708" w:gutter="0"/>
       <w:cols w:space="720"/>
@@ -16870,7 +17103,7 @@
         <w:sz w:val="18"/>
         <w:szCs w:val="18"/>
       </w:rPr>
-      <w:t>8</w:t>
+      <w:t>31</w:t>
     </w:r>
     <w:r>
       <w:rPr>
@@ -16933,6 +17166,7 @@
         <w:docPartUnique/>
       </w:docPartObj>
     </w:sdtPr>
+    <w:sdtEndPr/>
     <w:sdtContent>
       <w:p>
         <w:pPr>
@@ -16953,7 +17187,7 @@
             <w:noProof/>
             <w:lang w:val="ko-KR"/>
           </w:rPr>
-          <w:t>8</w:t>
+          <w:t>31</w:t>
         </w:r>
         <w:r>
           <w:fldChar w:fldCharType="end"/>
